--- a/deliverable/作品介绍文档.docx
+++ b/deliverable/作品介绍文档.docx
@@ -4,75 +4,78 @@
   <w:body>
     <w:p>
       <w:pPr>
-        <w:jc w:val="center"/>
+        <w:spacing w:before="280" w:after="80"/>
       </w:pPr>
       <w:r>
         <w:rPr>
           <w:rFonts w:ascii="微软雅黑" w:hAnsi="微软雅黑" w:eastAsia="微软雅黑"/>
           <w:b/>
-          <w:sz w:val="36"/>
+          <w:sz w:val="40"/>
         </w:rPr>
         <w:t>黄山派语音主动 Agent —— 作品介绍文档</w:t>
       </w:r>
     </w:p>
     <w:p>
-      <w:pPr>
-        <w:spacing w:after="120"/>
-      </w:pPr>
       <w:r>
         <w:rPr>
           <w:rFonts w:ascii="微软雅黑" w:hAnsi="微软雅黑" w:eastAsia="微软雅黑"/>
           <w:b/>
+          <w:sz w:val="22"/>
         </w:rPr>
         <w:t>赛道：AI 硬件产品创新</w:t>
       </w:r>
-    </w:p>
-    <w:p>
-      <w:pPr>
-        <w:spacing w:after="120"/>
-      </w:pPr>
+      <w:r>
+        <w:rPr>
+          <w:rFonts w:ascii="微软雅黑" w:hAnsi="微软雅黑" w:eastAsia="微软雅黑"/>
+          <w:b w:val="0"/>
+          <w:sz w:val="22"/>
+        </w:rPr>
+        <w:t xml:space="preserve"> </w:t>
+      </w:r>
       <w:r>
         <w:rPr>
           <w:rFonts w:ascii="微软雅黑" w:hAnsi="微软雅黑" w:eastAsia="微软雅黑"/>
           <w:b/>
+          <w:sz w:val="22"/>
         </w:rPr>
         <w:t>队伍：hajiminanbeilvdou（编号 286）</w:t>
       </w:r>
-    </w:p>
-    <w:p>
-      <w:pPr>
-        <w:spacing w:after="120"/>
-      </w:pPr>
+      <w:r>
+        <w:rPr>
+          <w:rFonts w:ascii="微软雅黑" w:hAnsi="微软雅黑" w:eastAsia="微软雅黑"/>
+          <w:b w:val="0"/>
+          <w:sz w:val="22"/>
+        </w:rPr>
+        <w:t xml:space="preserve"> </w:t>
+      </w:r>
       <w:r>
         <w:rPr>
           <w:rFonts w:ascii="微软雅黑" w:hAnsi="微软雅黑" w:eastAsia="微软雅黑"/>
           <w:b/>
+          <w:sz w:val="22"/>
         </w:rPr>
         <w:t>日期：2026 年 9 月</w:t>
       </w:r>
     </w:p>
     <w:p>
       <w:pPr>
-        <w:spacing w:before="280"/>
+        <w:spacing w:before="280" w:after="80"/>
       </w:pPr>
       <w:r>
         <w:rPr>
           <w:rFonts w:ascii="微软雅黑" w:hAnsi="微软雅黑" w:eastAsia="微软雅黑"/>
           <w:b/>
-          <w:color w:val="1F3B63"/>
-          <w:sz w:val="28"/>
+          <w:sz w:val="30"/>
         </w:rPr>
         <w:t>一、作品概述</w:t>
       </w:r>
     </w:p>
     <w:p>
-      <w:pPr>
-        <w:spacing w:after="120"/>
-      </w:pPr>
       <w:r>
         <w:rPr>
           <w:rFonts w:ascii="微软雅黑" w:hAnsi="微软雅黑" w:eastAsia="微软雅黑"/>
           <w:b w:val="0"/>
+          <w:sz w:val="22"/>
         </w:rPr>
         <w:t>一个跑在黄山派（SiFli SF32LB52）开发板上的</w:t>
       </w:r>
@@ -80,6 +83,7 @@
         <w:rPr>
           <w:rFonts w:ascii="微软雅黑" w:hAnsi="微软雅黑" w:eastAsia="微软雅黑"/>
           <w:b/>
+          <w:sz w:val="22"/>
         </w:rPr>
         <w:t>端云协同语音 Agent</w:t>
       </w:r>
@@ -87,37 +91,25 @@
         <w:rPr>
           <w:rFonts w:ascii="微软雅黑" w:hAnsi="微软雅黑" w:eastAsia="微软雅黑"/>
           <w:b w:val="0"/>
+          <w:sz w:val="22"/>
         </w:rPr>
         <w:t>：</w:t>
       </w:r>
     </w:p>
     <w:p>
-      <w:pPr>
-        <w:spacing w:after="120"/>
-      </w:pPr>
       <w:r>
         <w:rPr>
           <w:rFonts w:ascii="微软雅黑" w:hAnsi="微软雅黑" w:eastAsia="微软雅黑"/>
           <w:b w:val="0"/>
+          <w:sz w:val="22"/>
         </w:rPr>
-        <w:t>对着板子说话，设备负责采集与执行，PC 负责理解与推理，屏幕用中文回话；</w:t>
-      </w:r>
-    </w:p>
-    <w:p>
-      <w:pPr>
-        <w:spacing w:after="120"/>
-      </w:pPr>
-      <w:r>
-        <w:rPr>
-          <w:rFonts w:ascii="微软雅黑" w:hAnsi="微软雅黑" w:eastAsia="微软雅黑"/>
-          <w:b w:val="0"/>
-        </w:rPr>
-        <w:t>同时它按计划</w:t>
+        <w:t>对着板子说话，设备负责采集与执行，PC 负责理解与推理，屏幕用中文回话；同时它按计划</w:t>
       </w:r>
       <w:r>
         <w:rPr>
           <w:rFonts w:ascii="微软雅黑" w:hAnsi="微软雅黑" w:eastAsia="微软雅黑"/>
           <w:b/>
+          <w:sz w:val="22"/>
         </w:rPr>
         <w:t>主动巡检设备状态</w:t>
       </w:r>
@@ -125,51 +117,45 @@
         <w:rPr>
           <w:rFonts w:ascii="微软雅黑" w:hAnsi="微软雅黑" w:eastAsia="微软雅黑"/>
           <w:b w:val="0"/>
+          <w:sz w:val="22"/>
         </w:rPr>
         <w:t>，不需要任何人开口。</w:t>
       </w:r>
     </w:p>
     <w:p>
-      <w:pPr>
-        <w:spacing w:after="120"/>
-      </w:pPr>
       <w:r>
         <w:rPr>
           <w:rFonts w:ascii="微软雅黑" w:hAnsi="微软雅黑" w:eastAsia="微软雅黑"/>
           <w:b w:val="0"/>
+          <w:sz w:val="22"/>
         </w:rPr>
-        <w:t>一句话卖点：**在一块没有 WiFi、没有操作系统的"裸板"上，</w:t>
+        <w:t>一句话卖点：</w:t>
+      </w:r>
+      <w:r>
+        <w:rPr>
+          <w:rFonts w:ascii="微软雅黑" w:hAnsi="微软雅黑" w:eastAsia="微软雅黑"/>
+          <w:b/>
+          <w:sz w:val="22"/>
+        </w:rPr>
+        <w:t>在一块没有网卡、没有桌面系统的裸机上，用一根 USB 线实现了「语音进、执行出、中文上屏、主动汇报」的完整 Agent 闭环。</w:t>
       </w:r>
     </w:p>
     <w:p>
       <w:pPr>
-        <w:spacing w:after="120"/>
-      </w:pPr>
-      <w:r>
-        <w:rPr>
-          <w:rFonts w:ascii="微软雅黑" w:hAnsi="微软雅黑" w:eastAsia="微软雅黑"/>
-          <w:b w:val="0"/>
-        </w:rPr>
-        <w:t>用一根 USB 线实现了「语音进、执行出、中文上屏、主动汇报」的完整 Agent 闭环。**</w:t>
-      </w:r>
-    </w:p>
-    <w:p>
-      <w:pPr>
-        <w:spacing w:before="280"/>
+        <w:spacing w:before="280" w:after="80"/>
       </w:pPr>
       <w:r>
         <w:rPr>
           <w:rFonts w:ascii="微软雅黑" w:hAnsi="微软雅黑" w:eastAsia="微软雅黑"/>
           <w:b/>
-          <w:color w:val="1F3B63"/>
-          <w:sz w:val="28"/>
+          <w:sz w:val="30"/>
         </w:rPr>
         <w:t>二、目标用户与使用场景</w:t>
       </w:r>
     </w:p>
     <w:tbl>
       <w:tblPr>
-        <w:tblStyle w:val="LightGrid-Accent1"/>
+        <w:tblStyle w:val="TableGrid"/>
         <w:tblW w:type="auto" w:w="0"/>
         <w:tblLook w:firstColumn="1" w:firstRow="1" w:lastColumn="0" w:lastRow="0" w:noHBand="0" w:noVBand="1" w:val="04A0"/>
       </w:tblPr>
@@ -183,17 +169,12 @@
             <w:tcW w:type="dxa" w:w="4320"/>
           </w:tcPr>
           <w:p>
-            <w:r>
-              <w:rPr>
-                <w:b/>
-                <w:sz w:val="18"/>
-              </w:rPr>
-            </w:r>
+            <w:r/>
             <w:r>
               <w:rPr>
                 <w:rFonts w:ascii="微软雅黑" w:hAnsi="微软雅黑" w:eastAsia="微软雅黑"/>
                 <w:b/>
-                <w:sz w:val="18"/>
+                <w:sz w:val="19"/>
               </w:rPr>
               <w:t>用户</w:t>
             </w:r>
@@ -204,17 +185,12 @@
             <w:tcW w:type="dxa" w:w="4320"/>
           </w:tcPr>
           <w:p>
-            <w:r>
-              <w:rPr>
-                <w:b/>
-                <w:sz w:val="18"/>
-              </w:rPr>
-            </w:r>
+            <w:r/>
             <w:r>
               <w:rPr>
                 <w:rFonts w:ascii="微软雅黑" w:hAnsi="微软雅黑" w:eastAsia="微软雅黑"/>
                 <w:b/>
-                <w:sz w:val="18"/>
+                <w:sz w:val="19"/>
               </w:rPr>
               <w:t>场景</w:t>
             </w:r>
@@ -227,16 +203,12 @@
             <w:tcW w:type="dxa" w:w="4320"/>
           </w:tcPr>
           <w:p>
-            <w:r>
-              <w:rPr>
-                <w:sz w:val="18"/>
-              </w:rPr>
-            </w:r>
+            <w:r/>
             <w:r>
               <w:rPr>
                 <w:rFonts w:ascii="微软雅黑" w:hAnsi="微软雅黑" w:eastAsia="微软雅黑"/>
                 <w:b w:val="0"/>
-                <w:sz w:val="18"/>
+                <w:sz w:val="19"/>
               </w:rPr>
               <w:t>嵌入式开发者</w:t>
             </w:r>
@@ -247,16 +219,12 @@
             <w:tcW w:type="dxa" w:w="4320"/>
           </w:tcPr>
           <w:p>
-            <w:r>
-              <w:rPr>
-                <w:sz w:val="18"/>
-              </w:rPr>
-            </w:r>
+            <w:r/>
             <w:r>
               <w:rPr>
                 <w:rFonts w:ascii="微软雅黑" w:hAnsi="微软雅黑" w:eastAsia="微软雅黑"/>
                 <w:b w:val="0"/>
-                <w:sz w:val="18"/>
+                <w:sz w:val="19"/>
               </w:rPr>
               <w:t>对着开发板口述指令完成巡检（"看一下设备内存"），不必连串口敲命令</w:t>
             </w:r>
@@ -269,16 +237,12 @@
             <w:tcW w:type="dxa" w:w="4320"/>
           </w:tcPr>
           <w:p>
-            <w:r>
-              <w:rPr>
-                <w:sz w:val="18"/>
-              </w:rPr>
-            </w:r>
+            <w:r/>
             <w:r>
               <w:rPr>
                 <w:rFonts w:ascii="微软雅黑" w:hAnsi="微软雅黑" w:eastAsia="微软雅黑"/>
                 <w:b w:val="0"/>
-                <w:sz w:val="18"/>
+                <w:sz w:val="19"/>
               </w:rPr>
               <w:t>智能终端用户（手表/桌面设备）</w:t>
             </w:r>
@@ -289,16 +253,12 @@
             <w:tcW w:type="dxa" w:w="4320"/>
           </w:tcPr>
           <w:p>
-            <w:r>
-              <w:rPr>
-                <w:sz w:val="18"/>
-              </w:rPr>
-            </w:r>
+            <w:r/>
             <w:r>
               <w:rPr>
                 <w:rFonts w:ascii="微软雅黑" w:hAnsi="微软雅黑" w:eastAsia="微软雅黑"/>
                 <w:b w:val="0"/>
-                <w:sz w:val="18"/>
+                <w:sz w:val="19"/>
               </w:rPr>
               <w:t>设备无人值守时按计划自检并主动汇报异常</w:t>
             </w:r>
@@ -311,16 +271,12 @@
             <w:tcW w:type="dxa" w:w="4320"/>
           </w:tcPr>
           <w:p>
-            <w:r>
-              <w:rPr>
-                <w:sz w:val="18"/>
-              </w:rPr>
-            </w:r>
+            <w:r/>
             <w:r>
               <w:rPr>
                 <w:rFonts w:ascii="微软雅黑" w:hAnsi="微软雅黑" w:eastAsia="微软雅黑"/>
                 <w:b w:val="0"/>
-                <w:sz w:val="18"/>
+                <w:sz w:val="19"/>
               </w:rPr>
               <w:t>展会/教学演示</w:t>
             </w:r>
@@ -331,16 +287,12 @@
             <w:tcW w:type="dxa" w:w="4320"/>
           </w:tcPr>
           <w:p>
-            <w:r>
-              <w:rPr>
-                <w:sz w:val="18"/>
-              </w:rPr>
-            </w:r>
+            <w:r/>
             <w:r>
               <w:rPr>
                 <w:rFonts w:ascii="微软雅黑" w:hAnsi="微软雅黑" w:eastAsia="微软雅黑"/>
                 <w:b w:val="0"/>
-                <w:sz w:val="18"/>
+                <w:sz w:val="19"/>
               </w:rPr>
               <w:t>无网络环境下依然可完整演示（本地 ASR + 可切 mock LLM）</w:t>
             </w:r>
@@ -348,14 +300,13 @@
         </w:tc>
       </w:tr>
     </w:tbl>
+    <w:p/>
     <w:p>
-      <w:pPr>
-        <w:spacing w:after="120"/>
-      </w:pPr>
       <w:r>
         <w:rPr>
           <w:rFonts w:ascii="微软雅黑" w:hAnsi="微软雅黑" w:eastAsia="微软雅黑"/>
           <w:b/>
+          <w:sz w:val="22"/>
         </w:rPr>
         <w:t>痛点</w:t>
       </w:r>
@@ -363,45 +314,49 @@
         <w:rPr>
           <w:rFonts w:ascii="微软雅黑" w:hAnsi="微软雅黑" w:eastAsia="微软雅黑"/>
           <w:b w:val="0"/>
+          <w:sz w:val="22"/>
         </w:rPr>
-        <w:t>：现有嵌入式 AI 演示普遍是"连着电脑敲命令"或"必须联网才有反应"。</w:t>
+        <w:t>：现有嵌入式 AI 演示普遍是"连着电脑敲命令"或"必须联网才有反应"。本作品解放了两端——设备端无按键启动、</w:t>
+      </w:r>
+      <w:r>
+        <w:rPr>
+          <w:rFonts w:ascii="微软雅黑" w:hAnsi="微软雅黑" w:eastAsia="微软雅黑"/>
+          <w:b/>
+          <w:sz w:val="22"/>
+        </w:rPr>
+        <w:t>喊一声唤醒词即可开口</w:t>
+      </w:r>
+      <w:r>
+        <w:rPr>
+          <w:rFonts w:ascii="微软雅黑" w:hAnsi="微软雅黑" w:eastAsia="微软雅黑"/>
+          <w:b w:val="0"/>
+          <w:sz w:val="22"/>
+        </w:rPr>
+        <w:t>；网络端可降级到本地模型，演示不中断。</w:t>
       </w:r>
     </w:p>
     <w:p>
       <w:pPr>
-        <w:spacing w:after="120"/>
-      </w:pPr>
-      <w:r>
-        <w:rPr>
-          <w:rFonts w:ascii="微软雅黑" w:hAnsi="微软雅黑" w:eastAsia="微软雅黑"/>
-          <w:b w:val="0"/>
-        </w:rPr>
-        <w:t>本作品解放了两端——设备端无按键启动、语音是唯一入口；网络端断网可降级，演示不中断。</w:t>
-      </w:r>
-    </w:p>
-    <w:p>
-      <w:pPr>
-        <w:spacing w:before="280"/>
+        <w:spacing w:before="280" w:after="80"/>
       </w:pPr>
       <w:r>
         <w:rPr>
           <w:rFonts w:ascii="微软雅黑" w:hAnsi="微软雅黑" w:eastAsia="微软雅黑"/>
           <w:b/>
-          <w:color w:val="1F3B63"/>
-          <w:sz w:val="28"/>
+          <w:sz w:val="30"/>
         </w:rPr>
         <w:t>三、用户故事（4 个）</w:t>
       </w:r>
     </w:p>
     <w:p>
       <w:pPr>
-        <w:spacing w:before="200"/>
+        <w:spacing w:before="160" w:after="80"/>
       </w:pPr>
       <w:r>
         <w:rPr>
           <w:rFonts w:ascii="微软雅黑" w:hAnsi="微软雅黑" w:eastAsia="微软雅黑"/>
           <w:b/>
-          <w:sz w:val="24"/>
+          <w:sz w:val="25"/>
         </w:rPr>
         <w:t>故事 1：语音下命令</w:t>
       </w:r>
@@ -413,34 +368,76 @@
       <w:r>
         <w:rPr>
           <w:rFonts w:ascii="微软雅黑" w:hAnsi="微软雅黑" w:eastAsia="微软雅黑"/>
-          <w:color w:val="666666"/>
-          <w:sz w:val="20"/>
+          <w:b w:val="0"/>
+          <w:color w:val="444444"/>
+          <w:sz w:val="22"/>
         </w:rPr>
-        <w:t>我对着板子按住按键说"**现在几点了**"，松手后屏幕立刻显示当前时间；说"**看一下设备的内存**"，</w:t>
+        <w:t>我喊一声"</w:t>
+      </w:r>
+      <w:r>
+        <w:rPr>
+          <w:rFonts w:ascii="微软雅黑" w:hAnsi="微软雅黑" w:eastAsia="微软雅黑"/>
+          <w:b/>
+          <w:color w:val="444444"/>
+          <w:sz w:val="22"/>
+        </w:rPr>
+        <w:t>你好openvela，现在几点了</w:t>
+      </w:r>
+      <w:r>
+        <w:rPr>
+          <w:rFonts w:ascii="微软雅黑" w:hAnsi="微软雅黑" w:eastAsia="微软雅黑"/>
+          <w:b w:val="0"/>
+          <w:color w:val="444444"/>
+          <w:sz w:val="22"/>
+        </w:rPr>
+        <w:t>"，屏幕随即显示当前时间；再说"</w:t>
+      </w:r>
+      <w:r>
+        <w:rPr>
+          <w:rFonts w:ascii="微软雅黑" w:hAnsi="微软雅黑" w:eastAsia="微软雅黑"/>
+          <w:b/>
+          <w:color w:val="444444"/>
+          <w:sz w:val="22"/>
+        </w:rPr>
+        <w:t>你好openvela，看一下设备的内存</w:t>
+      </w:r>
+      <w:r>
+        <w:rPr>
+          <w:rFonts w:ascii="微软雅黑" w:hAnsi="微软雅黑" w:eastAsia="微软雅黑"/>
+          <w:b w:val="0"/>
+          <w:color w:val="444444"/>
+          <w:sz w:val="22"/>
+        </w:rPr>
+        <w:t>"，屏幕显示内存占用。</w:t>
+      </w:r>
+      <w:r>
+        <w:rPr>
+          <w:rFonts w:ascii="微软雅黑" w:hAnsi="微软雅黑" w:eastAsia="微软雅黑"/>
+          <w:b/>
+          <w:color w:val="444444"/>
+          <w:sz w:val="22"/>
+        </w:rPr>
+        <w:t>全程手不用碰板子</w:t>
+      </w:r>
+      <w:r>
+        <w:rPr>
+          <w:rFonts w:ascii="微软雅黑" w:hAnsi="微软雅黑" w:eastAsia="微软雅黑"/>
+          <w:b w:val="0"/>
+          <w:color w:val="444444"/>
+          <w:sz w:val="22"/>
+        </w:rPr>
+        <w:t>——也不需要电脑、不需要键盘。（不方便开口时，也可以点屏幕上的 PTT 按钮：点一下开始说、再点一下结束。）</w:t>
       </w:r>
     </w:p>
     <w:p>
       <w:pPr>
-        <w:ind w:left="360"/>
-      </w:pPr>
-      <w:r>
-        <w:rPr>
-          <w:rFonts w:ascii="微软雅黑" w:hAnsi="微软雅黑" w:eastAsia="微软雅黑"/>
-          <w:color w:val="666666"/>
-          <w:sz w:val="20"/>
-        </w:rPr>
-        <w:t>屏幕显示内存占用。全程不需要电脑、不需要键盘。</w:t>
-      </w:r>
-    </w:p>
-    <w:p>
-      <w:pPr>
-        <w:spacing w:before="200"/>
+        <w:spacing w:before="160" w:after="80"/>
       </w:pPr>
       <w:r>
         <w:rPr>
           <w:rFonts w:ascii="微软雅黑" w:hAnsi="微软雅黑" w:eastAsia="微软雅黑"/>
           <w:b/>
-          <w:sz w:val="24"/>
+          <w:sz w:val="25"/>
         </w:rPr>
         <w:t>故事 2：主动巡检（核心差异化）</w:t>
       </w:r>
@@ -452,34 +449,40 @@
       <w:r>
         <w:rPr>
           <w:rFonts w:ascii="微软雅黑" w:hAnsi="微软雅黑" w:eastAsia="微软雅黑"/>
-          <w:color w:val="666666"/>
-          <w:sz w:val="20"/>
+          <w:b w:val="0"/>
+          <w:color w:val="444444"/>
+          <w:sz w:val="22"/>
         </w:rPr>
-        <w:t>我说"**请每两分钟巡检一次设备**"。之后我什么都不做，每两分钟屏幕上自动出现一条巡检结果</w:t>
+        <w:t>我说"</w:t>
+      </w:r>
+      <w:r>
+        <w:rPr>
+          <w:rFonts w:ascii="微软雅黑" w:hAnsi="微软雅黑" w:eastAsia="微软雅黑"/>
+          <w:b/>
+          <w:color w:val="444444"/>
+          <w:sz w:val="22"/>
+        </w:rPr>
+        <w:t>请每两分钟巡检一次设备</w:t>
+      </w:r>
+      <w:r>
+        <w:rPr>
+          <w:rFonts w:ascii="微软雅黑" w:hAnsi="微软雅黑" w:eastAsia="微软雅黑"/>
+          <w:b w:val="0"/>
+          <w:color w:val="444444"/>
+          <w:sz w:val="22"/>
+        </w:rPr>
+        <w:t>"。之后我什么都不做，每两分钟屏幕上自动出现一条巡检结果（内存、任务数、链路状态），PC 端同步收到。设备无人值守时也在工作。</w:t>
       </w:r>
     </w:p>
     <w:p>
       <w:pPr>
-        <w:ind w:left="360"/>
-      </w:pPr>
-      <w:r>
-        <w:rPr>
-          <w:rFonts w:ascii="微软雅黑" w:hAnsi="微软雅黑" w:eastAsia="微软雅黑"/>
-          <w:color w:val="666666"/>
-          <w:sz w:val="20"/>
-        </w:rPr>
-        <w:t>（内存、任务数、链路状态），PC 端同步收到。设备无人值守时也在工作。</w:t>
-      </w:r>
-    </w:p>
-    <w:p>
-      <w:pPr>
-        <w:spacing w:before="200"/>
+        <w:spacing w:before="160" w:after="80"/>
       </w:pPr>
       <w:r>
         <w:rPr>
           <w:rFonts w:ascii="微软雅黑" w:hAnsi="微软雅黑" w:eastAsia="微软雅黑"/>
           <w:b/>
-          <w:sz w:val="24"/>
+          <w:sz w:val="25"/>
         </w:rPr>
         <w:t>故事 3：断网可用</w:t>
       </w:r>
@@ -491,47 +494,76 @@
       <w:r>
         <w:rPr>
           <w:rFonts w:ascii="微软雅黑" w:hAnsi="微软雅黑" w:eastAsia="微软雅黑"/>
-          <w:color w:val="666666"/>
-          <w:sz w:val="20"/>
+          <w:b w:val="0"/>
+          <w:color w:val="444444"/>
+          <w:sz w:val="22"/>
         </w:rPr>
-        <w:t>展会上网络断了。设备与 PC 的链路不受影响（走的是本地 PPP 链路而非互联网），</w:t>
+        <w:t>展会上网络断了。设备与 PC 的链路不受影响（走的是本地 PPP 链路而非互联网），LLM 通道降级到本地剧本模型（</w:t>
+      </w:r>
+      <w:r>
+        <w:rPr>
+          <w:rFonts w:ascii="Consolas" w:hAnsi="Consolas" w:eastAsia="Consolas"/>
+          <w:b w:val="0"/>
+          <w:color w:val="444444"/>
+          <w:sz w:val="21"/>
+        </w:rPr>
+        <w:t>proxy_restart.sh</w:t>
+      </w:r>
+      <w:r>
+        <w:rPr>
+          <w:rFonts w:ascii="微软雅黑" w:hAnsi="微软雅黑" w:eastAsia="微软雅黑"/>
+          <w:b w:val="0"/>
+          <w:color w:val="444444"/>
+          <w:sz w:val="22"/>
+        </w:rPr>
+        <w:t xml:space="preserve"> 启动时带 </w:t>
+      </w:r>
+      <w:r>
+        <w:rPr>
+          <w:rFonts w:ascii="Consolas" w:hAnsi="Consolas" w:eastAsia="Consolas"/>
+          <w:b w:val="0"/>
+          <w:color w:val="444444"/>
+          <w:sz w:val="21"/>
+        </w:rPr>
+        <w:t>--fallback-mock</w:t>
+      </w:r>
+      <w:r>
+        <w:rPr>
+          <w:rFonts w:ascii="微软雅黑" w:hAnsi="微软雅黑" w:eastAsia="微软雅黑"/>
+          <w:b w:val="0"/>
+          <w:color w:val="444444"/>
+          <w:sz w:val="22"/>
+        </w:rPr>
+        <w:t>，API 不通会自动降级），语音识别全程在本地完成，</w:t>
+      </w:r>
+      <w:r>
+        <w:rPr>
+          <w:rFonts w:ascii="微软雅黑" w:hAnsi="微软雅黑" w:eastAsia="微软雅黑"/>
+          <w:b/>
+          <w:color w:val="444444"/>
+          <w:sz w:val="22"/>
+        </w:rPr>
+        <w:t>演示不中断</w:t>
+      </w:r>
+      <w:r>
+        <w:rPr>
+          <w:rFonts w:ascii="微软雅黑" w:hAnsi="微软雅黑" w:eastAsia="微软雅黑"/>
+          <w:b w:val="0"/>
+          <w:color w:val="444444"/>
+          <w:sz w:val="22"/>
+        </w:rPr>
+        <w:t>。</w:t>
       </w:r>
     </w:p>
     <w:p>
       <w:pPr>
-        <w:ind w:left="360"/>
-      </w:pPr>
-      <w:r>
-        <w:rPr>
-          <w:rFonts w:ascii="微软雅黑" w:hAnsi="微软雅黑" w:eastAsia="微软雅黑"/>
-          <w:color w:val="666666"/>
-          <w:sz w:val="20"/>
-        </w:rPr>
-        <w:t>LLM 通道自动降级为本地 mock 剧本，语音识别仍在设备侧链路本地完成，</w:t>
-      </w:r>
-    </w:p>
-    <w:p>
-      <w:pPr>
-        <w:ind w:left="360"/>
-      </w:pPr>
-      <w:r>
-        <w:rPr>
-          <w:rFonts w:ascii="微软雅黑" w:hAnsi="微软雅黑" w:eastAsia="微软雅黑"/>
-          <w:color w:val="666666"/>
-          <w:sz w:val="20"/>
-        </w:rPr>
-        <w:t>**演示不中断**。</w:t>
-      </w:r>
-    </w:p>
-    <w:p>
-      <w:pPr>
-        <w:spacing w:before="200"/>
+        <w:spacing w:before="160" w:after="80"/>
       </w:pPr>
       <w:r>
         <w:rPr>
           <w:rFonts w:ascii="微软雅黑" w:hAnsi="微软雅黑" w:eastAsia="微软雅黑"/>
           <w:b/>
-          <w:sz w:val="24"/>
+          <w:sz w:val="25"/>
         </w:rPr>
         <w:t>故事 4：屏幕即回执</w:t>
       </w:r>
@@ -543,55 +575,42 @@
       <w:r>
         <w:rPr>
           <w:rFonts w:ascii="微软雅黑" w:hAnsi="微软雅黑" w:eastAsia="微软雅黑"/>
-          <w:color w:val="666666"/>
-          <w:sz w:val="20"/>
+          <w:b w:val="0"/>
+          <w:color w:val="444444"/>
+          <w:sz w:val="22"/>
         </w:rPr>
-        <w:t>每一次语音指令、每一次巡检、每一次错误，都会在屏幕聊天流里以中文气泡显示，</w:t>
+        <w:t>每一次语音指令、每一次巡检、每一次错误，都会在屏幕聊天流里以中文气泡显示，不用连串口看日志就知道设备在做什么。</w:t>
       </w:r>
     </w:p>
     <w:p>
       <w:pPr>
-        <w:ind w:left="360"/>
-      </w:pPr>
-      <w:r>
-        <w:rPr>
-          <w:rFonts w:ascii="微软雅黑" w:hAnsi="微软雅黑" w:eastAsia="微软雅黑"/>
-          <w:color w:val="666666"/>
-          <w:sz w:val="20"/>
-        </w:rPr>
-        <w:t>不用连串口看日志就知道设备在做什么。</w:t>
-      </w:r>
-    </w:p>
-    <w:p>
-      <w:pPr>
-        <w:spacing w:before="280"/>
+        <w:spacing w:before="280" w:after="80"/>
       </w:pPr>
       <w:r>
         <w:rPr>
           <w:rFonts w:ascii="微软雅黑" w:hAnsi="微软雅黑" w:eastAsia="微软雅黑"/>
           <w:b/>
-          <w:color w:val="1F3B63"/>
-          <w:sz w:val="28"/>
+          <w:sz w:val="30"/>
         </w:rPr>
         <w:t>四、功能清单</w:t>
       </w:r>
     </w:p>
     <w:p>
       <w:pPr>
-        <w:spacing w:before="200"/>
+        <w:spacing w:before="160" w:after="80"/>
       </w:pPr>
       <w:r>
         <w:rPr>
           <w:rFonts w:ascii="微软雅黑" w:hAnsi="微软雅黑" w:eastAsia="微软雅黑"/>
           <w:b/>
-          <w:sz w:val="24"/>
+          <w:sz w:val="25"/>
         </w:rPr>
         <w:t>设备端（openvela 固件）</w:t>
       </w:r>
     </w:p>
     <w:tbl>
       <w:tblPr>
-        <w:tblStyle w:val="LightGrid-Accent1"/>
+        <w:tblStyle w:val="TableGrid"/>
         <w:tblW w:type="auto" w:w="0"/>
         <w:tblLook w:firstColumn="1" w:firstRow="1" w:lastColumn="0" w:lastRow="0" w:noHBand="0" w:noVBand="1" w:val="04A0"/>
       </w:tblPr>
@@ -606,17 +625,12 @@
             <w:tcW w:type="dxa" w:w="2880"/>
           </w:tcPr>
           <w:p>
-            <w:r>
-              <w:rPr>
-                <w:b/>
-                <w:sz w:val="18"/>
-              </w:rPr>
-            </w:r>
+            <w:r/>
             <w:r>
               <w:rPr>
                 <w:rFonts w:ascii="微软雅黑" w:hAnsi="微软雅黑" w:eastAsia="微软雅黑"/>
                 <w:b/>
-                <w:sz w:val="18"/>
+                <w:sz w:val="19"/>
               </w:rPr>
               <w:t>功能</w:t>
             </w:r>
@@ -627,17 +641,12 @@
             <w:tcW w:type="dxa" w:w="2880"/>
           </w:tcPr>
           <w:p>
-            <w:r>
-              <w:rPr>
-                <w:b/>
-                <w:sz w:val="18"/>
-              </w:rPr>
-            </w:r>
+            <w:r/>
             <w:r>
               <w:rPr>
                 <w:rFonts w:ascii="微软雅黑" w:hAnsi="微软雅黑" w:eastAsia="微软雅黑"/>
                 <w:b/>
-                <w:sz w:val="18"/>
+                <w:sz w:val="19"/>
               </w:rPr>
               <w:t>说明</w:t>
             </w:r>
@@ -648,17 +657,12 @@
             <w:tcW w:type="dxa" w:w="2880"/>
           </w:tcPr>
           <w:p>
-            <w:r>
-              <w:rPr>
-                <w:b/>
-                <w:sz w:val="18"/>
-              </w:rPr>
-            </w:r>
+            <w:r/>
             <w:r>
               <w:rPr>
                 <w:rFonts w:ascii="微软雅黑" w:hAnsi="微软雅黑" w:eastAsia="微软雅黑"/>
                 <w:b/>
-                <w:sz w:val="18"/>
+                <w:sz w:val="19"/>
               </w:rPr>
               <w:t>状态</w:t>
             </w:r>
@@ -671,16 +675,12 @@
             <w:tcW w:type="dxa" w:w="2880"/>
           </w:tcPr>
           <w:p>
-            <w:r>
-              <w:rPr>
-                <w:sz w:val="18"/>
-              </w:rPr>
-            </w:r>
+            <w:r/>
             <w:r>
               <w:rPr>
                 <w:rFonts w:ascii="微软雅黑" w:hAnsi="微软雅黑" w:eastAsia="微软雅黑"/>
                 <w:b w:val="0"/>
-                <w:sz w:val="18"/>
+                <w:sz w:val="19"/>
               </w:rPr>
               <w:t>MEMS 麦克风采集</w:t>
             </w:r>
@@ -691,16 +691,12 @@
             <w:tcW w:type="dxa" w:w="2880"/>
           </w:tcPr>
           <w:p>
-            <w:r>
-              <w:rPr>
-                <w:sz w:val="18"/>
-              </w:rPr>
-            </w:r>
+            <w:r/>
             <w:r>
               <w:rPr>
                 <w:rFonts w:ascii="微软雅黑" w:hAnsi="微软雅黑" w:eastAsia="微软雅黑"/>
                 <w:b w:val="0"/>
-                <w:sz w:val="18"/>
+                <w:sz w:val="19"/>
               </w:rPr>
               <w:t>AUDCODEC ADC 驱动（openvela 全树首个可用录音实现）</w:t>
             </w:r>
@@ -711,16 +707,12 @@
             <w:tcW w:type="dxa" w:w="2880"/>
           </w:tcPr>
           <w:p>
-            <w:r>
-              <w:rPr>
-                <w:sz w:val="18"/>
-              </w:rPr>
-            </w:r>
+            <w:r/>
             <w:r>
               <w:rPr>
                 <w:rFonts w:ascii="微软雅黑" w:hAnsi="微软雅黑" w:eastAsia="微软雅黑"/>
                 <w:b w:val="0"/>
-                <w:sz w:val="18"/>
+                <w:sz w:val="19"/>
               </w:rPr>
               <w:t>✅ 实机</w:t>
             </w:r>
@@ -733,16 +725,12 @@
             <w:tcW w:type="dxa" w:w="2880"/>
           </w:tcPr>
           <w:p>
-            <w:r>
-              <w:rPr>
-                <w:sz w:val="18"/>
-              </w:rPr>
-            </w:r>
+            <w:r/>
             <w:r>
               <w:rPr>
                 <w:rFonts w:ascii="微软雅黑" w:hAnsi="微软雅黑" w:eastAsia="微软雅黑"/>
                 <w:b w:val="0"/>
-                <w:sz w:val="18"/>
+                <w:sz w:val="19"/>
               </w:rPr>
               <w:t>音频上行</w:t>
             </w:r>
@@ -753,16 +741,12 @@
             <w:tcW w:type="dxa" w:w="2880"/>
           </w:tcPr>
           <w:p>
-            <w:r>
-              <w:rPr>
-                <w:sz w:val="18"/>
-              </w:rPr>
-            </w:r>
+            <w:r/>
             <w:r>
               <w:rPr>
                 <w:rFonts w:ascii="微软雅黑" w:hAnsi="微软雅黑" w:eastAsia="微软雅黑"/>
                 <w:b w:val="0"/>
-                <w:sz w:val="18"/>
+                <w:sz w:val="19"/>
               </w:rPr>
               <w:t>G.711 μ-law 压缩，5801 Hz 实测采样率，WS 二进制帧</w:t>
             </w:r>
@@ -773,16 +757,12 @@
             <w:tcW w:type="dxa" w:w="2880"/>
           </w:tcPr>
           <w:p>
-            <w:r>
-              <w:rPr>
-                <w:sz w:val="18"/>
-              </w:rPr>
-            </w:r>
+            <w:r/>
             <w:r>
               <w:rPr>
                 <w:rFonts w:ascii="微软雅黑" w:hAnsi="微软雅黑" w:eastAsia="微软雅黑"/>
                 <w:b w:val="0"/>
-                <w:sz w:val="18"/>
+                <w:sz w:val="19"/>
               </w:rPr>
               <w:t>✅ 实机</w:t>
             </w:r>
@@ -795,16 +775,12 @@
             <w:tcW w:type="dxa" w:w="2880"/>
           </w:tcPr>
           <w:p>
-            <w:r>
-              <w:rPr>
-                <w:sz w:val="18"/>
-              </w:rPr>
-            </w:r>
+            <w:r/>
             <w:r>
               <w:rPr>
                 <w:rFonts w:ascii="微软雅黑" w:hAnsi="微软雅黑" w:eastAsia="微软雅黑"/>
                 <w:b w:val="0"/>
-                <w:sz w:val="18"/>
+                <w:sz w:val="19"/>
               </w:rPr>
               <w:t>LVGL 聊天 UI</w:t>
             </w:r>
@@ -815,18 +791,14 @@
             <w:tcW w:type="dxa" w:w="2880"/>
           </w:tcPr>
           <w:p>
-            <w:r>
-              <w:rPr>
-                <w:sz w:val="18"/>
-              </w:rPr>
-            </w:r>
+            <w:r/>
             <w:r>
               <w:rPr>
                 <w:rFonts w:ascii="微软雅黑" w:hAnsi="微软雅黑" w:eastAsia="微软雅黑"/>
                 <w:b w:val="0"/>
-                <w:sz w:val="18"/>
+                <w:sz w:val="19"/>
               </w:rPr>
-              <w:t>圆屏气泡界面，PTT 按键交互</w:t>
+              <w:t>圆屏气泡界面，唤醒词 + PTT 按键双入口</w:t>
             </w:r>
           </w:p>
         </w:tc>
@@ -835,16 +807,12 @@
             <w:tcW w:type="dxa" w:w="2880"/>
           </w:tcPr>
           <w:p>
-            <w:r>
-              <w:rPr>
-                <w:sz w:val="18"/>
-              </w:rPr>
-            </w:r>
+            <w:r/>
             <w:r>
               <w:rPr>
                 <w:rFonts w:ascii="微软雅黑" w:hAnsi="微软雅黑" w:eastAsia="微软雅黑"/>
                 <w:b w:val="0"/>
-                <w:sz w:val="18"/>
+                <w:sz w:val="19"/>
               </w:rPr>
               <w:t>✅ 实机</w:t>
             </w:r>
@@ -857,18 +825,14 @@
             <w:tcW w:type="dxa" w:w="2880"/>
           </w:tcPr>
           <w:p>
-            <w:r>
-              <w:rPr>
-                <w:sz w:val="18"/>
-              </w:rPr>
-            </w:r>
+            <w:r/>
             <w:r>
               <w:rPr>
                 <w:rFonts w:ascii="微软雅黑" w:hAnsi="微软雅黑" w:eastAsia="微软雅黑"/>
                 <w:b w:val="0"/>
-                <w:sz w:val="18"/>
+                <w:sz w:val="19"/>
               </w:rPr>
-              <w:t>中文显示</w:t>
+              <w:t>唤醒词</w:t>
             </w:r>
           </w:p>
         </w:tc>
@@ -877,18 +841,22 @@
             <w:tcW w:type="dxa" w:w="2880"/>
           </w:tcPr>
           <w:p>
+            <w:r/>
             <w:r>
               <w:rPr>
-                <w:sz w:val="18"/>
+                <w:rFonts w:ascii="微软雅黑" w:hAnsi="微软雅黑" w:eastAsia="微软雅黑"/>
+                <w:b w:val="0"/>
+                <w:sz w:val="19"/>
               </w:rPr>
+              <w:t>说「你好openvela」唤醒后说指令，</w:t>
             </w:r>
             <w:r>
               <w:rPr>
                 <w:rFonts w:ascii="微软雅黑" w:hAnsi="微软雅黑" w:eastAsia="微软雅黑"/>
-                <w:b w:val="0"/>
-                <w:sz w:val="18"/>
+                <w:b/>
+                <w:sz w:val="19"/>
               </w:rPr>
-              <w:t>内置 GB2312 字体（6763 汉字，编入固件 +535 KB）</w:t>
+              <w:t>手不用碰板子</w:t>
             </w:r>
           </w:p>
         </w:tc>
@@ -897,16 +865,12 @@
             <w:tcW w:type="dxa" w:w="2880"/>
           </w:tcPr>
           <w:p>
-            <w:r>
-              <w:rPr>
-                <w:sz w:val="18"/>
-              </w:rPr>
-            </w:r>
+            <w:r/>
             <w:r>
               <w:rPr>
                 <w:rFonts w:ascii="微软雅黑" w:hAnsi="微软雅黑" w:eastAsia="微软雅黑"/>
                 <w:b w:val="0"/>
-                <w:sz w:val="18"/>
+                <w:sz w:val="19"/>
               </w:rPr>
               <w:t>✅ 实机</w:t>
             </w:r>
@@ -919,18 +883,14 @@
             <w:tcW w:type="dxa" w:w="2880"/>
           </w:tcPr>
           <w:p>
-            <w:r>
-              <w:rPr>
-                <w:sz w:val="18"/>
-              </w:rPr>
-            </w:r>
+            <w:r/>
             <w:r>
               <w:rPr>
                 <w:rFonts w:ascii="微软雅黑" w:hAnsi="微软雅黑" w:eastAsia="微软雅黑"/>
                 <w:b w:val="0"/>
-                <w:sz w:val="18"/>
+                <w:sz w:val="19"/>
               </w:rPr>
-              <w:t>网络接入</w:t>
+              <w:t>中文显示</w:t>
             </w:r>
           </w:p>
         </w:tc>
@@ -939,18 +899,14 @@
             <w:tcW w:type="dxa" w:w="2880"/>
           </w:tcPr>
           <w:p>
-            <w:r>
-              <w:rPr>
-                <w:sz w:val="18"/>
-              </w:rPr>
-            </w:r>
+            <w:r/>
             <w:r>
               <w:rPr>
                 <w:rFonts w:ascii="微软雅黑" w:hAnsi="微软雅黑" w:eastAsia="微软雅黑"/>
                 <w:b w:val="0"/>
-                <w:sz w:val="18"/>
+                <w:sz w:val="19"/>
               </w:rPr>
-              <w:t>PPP over 串口（板载无 WiFi 的唯一可行路径）</w:t>
+              <w:t>内置 GB2312 字体（6763 汉字，编入固件 +535 KB）</w:t>
             </w:r>
           </w:p>
         </w:tc>
@@ -959,16 +915,12 @@
             <w:tcW w:type="dxa" w:w="2880"/>
           </w:tcPr>
           <w:p>
-            <w:r>
-              <w:rPr>
-                <w:sz w:val="18"/>
-              </w:rPr>
-            </w:r>
+            <w:r/>
             <w:r>
               <w:rPr>
                 <w:rFonts w:ascii="微软雅黑" w:hAnsi="微软雅黑" w:eastAsia="微软雅黑"/>
                 <w:b w:val="0"/>
-                <w:sz w:val="18"/>
+                <w:sz w:val="19"/>
               </w:rPr>
               <w:t>✅ 实机</w:t>
             </w:r>
@@ -981,18 +933,14 @@
             <w:tcW w:type="dxa" w:w="2880"/>
           </w:tcPr>
           <w:p>
-            <w:r>
-              <w:rPr>
-                <w:sz w:val="18"/>
-              </w:rPr>
-            </w:r>
+            <w:r/>
             <w:r>
               <w:rPr>
                 <w:rFonts w:ascii="微软雅黑" w:hAnsi="微软雅黑" w:eastAsia="微软雅黑"/>
                 <w:b w:val="0"/>
-                <w:sz w:val="18"/>
+                <w:sz w:val="19"/>
               </w:rPr>
-              <w:t>主动任务</w:t>
+              <w:t>网络接入</w:t>
             </w:r>
           </w:p>
         </w:tc>
@@ -1001,18 +949,14 @@
             <w:tcW w:type="dxa" w:w="2880"/>
           </w:tcPr>
           <w:p>
-            <w:r>
-              <w:rPr>
-                <w:sz w:val="18"/>
-              </w:rPr>
-            </w:r>
+            <w:r/>
             <w:r>
               <w:rPr>
                 <w:rFonts w:ascii="微软雅黑" w:hAnsi="微软雅黑" w:eastAsia="微软雅黑"/>
                 <w:b w:val="0"/>
-                <w:sz w:val="18"/>
+                <w:sz w:val="19"/>
               </w:rPr>
-              <w:t>cron 定时唤醒，无需唤醒词</w:t>
+              <w:t>PPP over 串口（本作品采用的路径；板载无网卡、无 WiFi）</w:t>
             </w:r>
           </w:p>
         </w:tc>
@@ -1021,16 +965,12 @@
             <w:tcW w:type="dxa" w:w="2880"/>
           </w:tcPr>
           <w:p>
-            <w:r>
-              <w:rPr>
-                <w:sz w:val="18"/>
-              </w:rPr>
-            </w:r>
+            <w:r/>
             <w:r>
               <w:rPr>
                 <w:rFonts w:ascii="微软雅黑" w:hAnsi="微软雅黑" w:eastAsia="微软雅黑"/>
                 <w:b w:val="0"/>
-                <w:sz w:val="18"/>
+                <w:sz w:val="19"/>
               </w:rPr>
               <w:t>✅ 实机</w:t>
             </w:r>
@@ -1043,18 +983,14 @@
             <w:tcW w:type="dxa" w:w="2880"/>
           </w:tcPr>
           <w:p>
-            <w:r>
-              <w:rPr>
-                <w:sz w:val="18"/>
-              </w:rPr>
-            </w:r>
+            <w:r/>
             <w:r>
               <w:rPr>
                 <w:rFonts w:ascii="微软雅黑" w:hAnsi="微软雅黑" w:eastAsia="微软雅黑"/>
                 <w:b w:val="0"/>
-                <w:sz w:val="18"/>
+                <w:sz w:val="19"/>
               </w:rPr>
-              <w:t>工具执行</w:t>
+              <w:t>主动任务</w:t>
             </w:r>
           </w:p>
         </w:tc>
@@ -1063,18 +999,22 @@
             <w:tcW w:type="dxa" w:w="2880"/>
           </w:tcPr>
           <w:p>
+            <w:r/>
             <w:r>
               <w:rPr>
-                <w:sz w:val="18"/>
+                <w:rFonts w:ascii="微软雅黑" w:hAnsi="微软雅黑" w:eastAsia="微软雅黑"/>
+                <w:b w:val="0"/>
+                <w:sz w:val="19"/>
               </w:rPr>
+              <w:t>cron 定时唤醒，</w:t>
             </w:r>
             <w:r>
               <w:rPr>
                 <w:rFonts w:ascii="微软雅黑" w:hAnsi="微软雅黑" w:eastAsia="微软雅黑"/>
-                <w:b w:val="0"/>
-                <w:sz w:val="18"/>
+                <w:b/>
+                <w:sz w:val="19"/>
               </w:rPr>
-              <w:t>时间查询、内存/任务读取、定时任务管理、屏幕输出</w:t>
+              <w:t>到点自己干活、不需要唤醒词</w:t>
             </w:r>
           </w:p>
         </w:tc>
@@ -1083,16 +1023,12 @@
             <w:tcW w:type="dxa" w:w="2880"/>
           </w:tcPr>
           <w:p>
-            <w:r>
-              <w:rPr>
-                <w:sz w:val="18"/>
-              </w:rPr>
-            </w:r>
+            <w:r/>
             <w:r>
               <w:rPr>
                 <w:rFonts w:ascii="微软雅黑" w:hAnsi="微软雅黑" w:eastAsia="微软雅黑"/>
                 <w:b w:val="0"/>
-                <w:sz w:val="18"/>
+                <w:sz w:val="19"/>
               </w:rPr>
               <w:t>✅ 实机</w:t>
             </w:r>
@@ -1105,16 +1041,62 @@
             <w:tcW w:type="dxa" w:w="2880"/>
           </w:tcPr>
           <w:p>
-            <w:r>
-              <w:rPr>
-                <w:sz w:val="18"/>
-              </w:rPr>
-            </w:r>
+            <w:r/>
             <w:r>
               <w:rPr>
                 <w:rFonts w:ascii="微软雅黑" w:hAnsi="微软雅黑" w:eastAsia="微软雅黑"/>
                 <w:b w:val="0"/>
-                <w:sz w:val="18"/>
+                <w:sz w:val="19"/>
+              </w:rPr>
+              <w:t>工具执行</w:t>
+            </w:r>
+          </w:p>
+        </w:tc>
+        <w:tc>
+          <w:tcPr>
+            <w:tcW w:type="dxa" w:w="2880"/>
+          </w:tcPr>
+          <w:p>
+            <w:r/>
+            <w:r>
+              <w:rPr>
+                <w:rFonts w:ascii="微软雅黑" w:hAnsi="微软雅黑" w:eastAsia="微软雅黑"/>
+                <w:b w:val="0"/>
+                <w:sz w:val="19"/>
+              </w:rPr>
+              <w:t>时间查询、内存/任务读取、定时任务管理、屏幕输出</w:t>
+            </w:r>
+          </w:p>
+        </w:tc>
+        <w:tc>
+          <w:tcPr>
+            <w:tcW w:type="dxa" w:w="2880"/>
+          </w:tcPr>
+          <w:p>
+            <w:r/>
+            <w:r>
+              <w:rPr>
+                <w:rFonts w:ascii="微软雅黑" w:hAnsi="微软雅黑" w:eastAsia="微软雅黑"/>
+                <w:b w:val="0"/>
+                <w:sz w:val="19"/>
+              </w:rPr>
+              <w:t>✅ 实机</w:t>
+            </w:r>
+          </w:p>
+        </w:tc>
+      </w:tr>
+      <w:tr>
+        <w:tc>
+          <w:tcPr>
+            <w:tcW w:type="dxa" w:w="2880"/>
+          </w:tcPr>
+          <w:p>
+            <w:r/>
+            <w:r>
+              <w:rPr>
+                <w:rFonts w:ascii="微软雅黑" w:hAnsi="微软雅黑" w:eastAsia="微软雅黑"/>
+                <w:b w:val="0"/>
+                <w:sz w:val="19"/>
               </w:rPr>
               <w:t>链路自恢复</w:t>
             </w:r>
@@ -1125,16 +1107,12 @@
             <w:tcW w:type="dxa" w:w="2880"/>
           </w:tcPr>
           <w:p>
-            <w:r>
-              <w:rPr>
-                <w:sz w:val="18"/>
-              </w:rPr>
-            </w:r>
+            <w:r/>
             <w:r>
               <w:rPr>
                 <w:rFonts w:ascii="微软雅黑" w:hAnsi="微软雅黑" w:eastAsia="微软雅黑"/>
                 <w:b w:val="0"/>
-                <w:sz w:val="18"/>
+                <w:sz w:val="19"/>
               </w:rPr>
               <w:t>看门狗自动检测并恢复（实测连续 6 分钟 0 掉线）</w:t>
             </w:r>
@@ -1145,16 +1123,12 @@
             <w:tcW w:type="dxa" w:w="2880"/>
           </w:tcPr>
           <w:p>
-            <w:r>
-              <w:rPr>
-                <w:sz w:val="18"/>
-              </w:rPr>
-            </w:r>
+            <w:r/>
             <w:r>
               <w:rPr>
                 <w:rFonts w:ascii="微软雅黑" w:hAnsi="微软雅黑" w:eastAsia="微软雅黑"/>
                 <w:b w:val="0"/>
-                <w:sz w:val="18"/>
+                <w:sz w:val="19"/>
               </w:rPr>
               <w:t>✅ 实机</w:t>
             </w:r>
@@ -1162,22 +1136,23 @@
         </w:tc>
       </w:tr>
     </w:tbl>
+    <w:p/>
     <w:p>
       <w:pPr>
-        <w:spacing w:before="200"/>
+        <w:spacing w:before="160" w:after="80"/>
       </w:pPr>
       <w:r>
         <w:rPr>
           <w:rFonts w:ascii="微软雅黑" w:hAnsi="微软雅黑" w:eastAsia="微软雅黑"/>
           <w:b/>
-          <w:sz w:val="24"/>
+          <w:sz w:val="25"/>
         </w:rPr>
-        <w:t>PC 端（云侧，37 个脚本的工具链）</w:t>
+        <w:t>PC 端（云侧，36 个脚本的工具链）</w:t>
       </w:r>
     </w:p>
     <w:tbl>
       <w:tblPr>
-        <w:tblStyle w:val="LightGrid-Accent1"/>
+        <w:tblStyle w:val="TableGrid"/>
         <w:tblW w:type="auto" w:w="0"/>
         <w:tblLook w:firstColumn="1" w:firstRow="1" w:lastColumn="0" w:lastRow="0" w:noHBand="0" w:noVBand="1" w:val="04A0"/>
       </w:tblPr>
@@ -1192,17 +1167,12 @@
             <w:tcW w:type="dxa" w:w="2880"/>
           </w:tcPr>
           <w:p>
-            <w:r>
-              <w:rPr>
-                <w:b/>
-                <w:sz w:val="18"/>
-              </w:rPr>
-            </w:r>
+            <w:r/>
             <w:r>
               <w:rPr>
                 <w:rFonts w:ascii="微软雅黑" w:hAnsi="微软雅黑" w:eastAsia="微软雅黑"/>
                 <w:b/>
-                <w:sz w:val="18"/>
+                <w:sz w:val="19"/>
               </w:rPr>
               <w:t>功能</w:t>
             </w:r>
@@ -1213,17 +1183,12 @@
             <w:tcW w:type="dxa" w:w="2880"/>
           </w:tcPr>
           <w:p>
-            <w:r>
-              <w:rPr>
-                <w:b/>
-                <w:sz w:val="18"/>
-              </w:rPr>
-            </w:r>
+            <w:r/>
             <w:r>
               <w:rPr>
                 <w:rFonts w:ascii="微软雅黑" w:hAnsi="微软雅黑" w:eastAsia="微软雅黑"/>
                 <w:b/>
-                <w:sz w:val="18"/>
+                <w:sz w:val="19"/>
               </w:rPr>
               <w:t>说明</w:t>
             </w:r>
@@ -1234,17 +1199,12 @@
             <w:tcW w:type="dxa" w:w="2880"/>
           </w:tcPr>
           <w:p>
-            <w:r>
-              <w:rPr>
-                <w:b/>
-                <w:sz w:val="18"/>
-              </w:rPr>
-            </w:r>
+            <w:r/>
             <w:r>
               <w:rPr>
                 <w:rFonts w:ascii="微软雅黑" w:hAnsi="微软雅黑" w:eastAsia="微软雅黑"/>
                 <w:b/>
-                <w:sz w:val="18"/>
+                <w:sz w:val="19"/>
               </w:rPr>
               <w:t>状态</w:t>
             </w:r>
@@ -1257,16 +1217,12 @@
             <w:tcW w:type="dxa" w:w="2880"/>
           </w:tcPr>
           <w:p>
-            <w:r>
-              <w:rPr>
-                <w:sz w:val="18"/>
-              </w:rPr>
-            </w:r>
+            <w:r/>
             <w:r>
               <w:rPr>
                 <w:rFonts w:ascii="微软雅黑" w:hAnsi="微软雅黑" w:eastAsia="微软雅黑"/>
                 <w:b w:val="0"/>
-                <w:sz w:val="18"/>
+                <w:sz w:val="19"/>
               </w:rPr>
               <w:t>离线语音识别</w:t>
             </w:r>
@@ -1277,16 +1233,12 @@
             <w:tcW w:type="dxa" w:w="2880"/>
           </w:tcPr>
           <w:p>
-            <w:r>
-              <w:rPr>
-                <w:sz w:val="18"/>
-              </w:rPr>
-            </w:r>
+            <w:r/>
             <w:r>
               <w:rPr>
                 <w:rFonts w:ascii="微软雅黑" w:hAnsi="微软雅黑" w:eastAsia="微软雅黑"/>
                 <w:b w:val="0"/>
-                <w:sz w:val="18"/>
+                <w:sz w:val="19"/>
               </w:rPr>
               <w:t>sherpa-onnx Paraformer（中文），VAD 切分</w:t>
             </w:r>
@@ -1297,16 +1249,12 @@
             <w:tcW w:type="dxa" w:w="2880"/>
           </w:tcPr>
           <w:p>
-            <w:r>
-              <w:rPr>
-                <w:sz w:val="18"/>
-              </w:rPr>
-            </w:r>
+            <w:r/>
             <w:r>
               <w:rPr>
                 <w:rFonts w:ascii="微软雅黑" w:hAnsi="微软雅黑" w:eastAsia="微软雅黑"/>
                 <w:b w:val="0"/>
-                <w:sz w:val="18"/>
+                <w:sz w:val="19"/>
               </w:rPr>
               <w:t>✅ 实机</w:t>
             </w:r>
@@ -1319,16 +1267,12 @@
             <w:tcW w:type="dxa" w:w="2880"/>
           </w:tcPr>
           <w:p>
-            <w:r>
-              <w:rPr>
-                <w:sz w:val="18"/>
-              </w:rPr>
-            </w:r>
+            <w:r/>
             <w:r>
               <w:rPr>
                 <w:rFonts w:ascii="微软雅黑" w:hAnsi="微软雅黑" w:eastAsia="微软雅黑"/>
                 <w:b w:val="0"/>
-                <w:sz w:val="18"/>
+                <w:sz w:val="19"/>
               </w:rPr>
               <w:t>命令路由</w:t>
             </w:r>
@@ -1339,18 +1283,14 @@
             <w:tcW w:type="dxa" w:w="2880"/>
           </w:tcPr>
           <w:p>
-            <w:r>
-              <w:rPr>
-                <w:sz w:val="18"/>
-              </w:rPr>
-            </w:r>
+            <w:r/>
             <w:r>
               <w:rPr>
                 <w:rFonts w:ascii="微软雅黑" w:hAnsi="微软雅黑" w:eastAsia="微软雅黑"/>
                 <w:b w:val="0"/>
-                <w:sz w:val="18"/>
+                <w:sz w:val="19"/>
               </w:rPr>
-              <w:t>规则 + 大模型双路，PTT 整段语义理解</w:t>
+              <w:t>规则 + 大模型双路，整段语义理解（唤醒词 / PTT 共用）</w:t>
             </w:r>
           </w:p>
         </w:tc>
@@ -1359,16 +1299,12 @@
             <w:tcW w:type="dxa" w:w="2880"/>
           </w:tcPr>
           <w:p>
-            <w:r>
-              <w:rPr>
-                <w:sz w:val="18"/>
-              </w:rPr>
-            </w:r>
+            <w:r/>
             <w:r>
               <w:rPr>
                 <w:rFonts w:ascii="微软雅黑" w:hAnsi="微软雅黑" w:eastAsia="微软雅黑"/>
                 <w:b w:val="0"/>
-                <w:sz w:val="18"/>
+                <w:sz w:val="19"/>
               </w:rPr>
               <w:t>✅ 实机</w:t>
             </w:r>
@@ -1381,16 +1317,12 @@
             <w:tcW w:type="dxa" w:w="2880"/>
           </w:tcPr>
           <w:p>
-            <w:r>
-              <w:rPr>
-                <w:sz w:val="18"/>
-              </w:rPr>
-            </w:r>
+            <w:r/>
             <w:r>
               <w:rPr>
                 <w:rFonts w:ascii="微软雅黑" w:hAnsi="微软雅黑" w:eastAsia="微软雅黑"/>
                 <w:b w:val="0"/>
-                <w:sz w:val="18"/>
+                <w:sz w:val="19"/>
               </w:rPr>
               <w:t>LLM 代理</w:t>
             </w:r>
@@ -1401,16 +1333,12 @@
             <w:tcW w:type="dxa" w:w="2880"/>
           </w:tcPr>
           <w:p>
-            <w:r>
-              <w:rPr>
-                <w:sz w:val="18"/>
-              </w:rPr>
-            </w:r>
+            <w:r/>
             <w:r>
               <w:rPr>
                 <w:rFonts w:ascii="微软雅黑" w:hAnsi="微软雅黑" w:eastAsia="微软雅黑"/>
                 <w:b w:val="0"/>
-                <w:sz w:val="18"/>
+                <w:sz w:val="19"/>
               </w:rPr>
               <w:t>设备明文 HTTP → PC 转 HTTPS 出网；可一键切 mock</w:t>
             </w:r>
@@ -1421,16 +1349,12 @@
             <w:tcW w:type="dxa" w:w="2880"/>
           </w:tcPr>
           <w:p>
-            <w:r>
-              <w:rPr>
-                <w:sz w:val="18"/>
-              </w:rPr>
-            </w:r>
+            <w:r/>
             <w:r>
               <w:rPr>
                 <w:rFonts w:ascii="微软雅黑" w:hAnsi="微软雅黑" w:eastAsia="微软雅黑"/>
                 <w:b w:val="0"/>
-                <w:sz w:val="18"/>
+                <w:sz w:val="19"/>
               </w:rPr>
               <w:t>✅ 实机</w:t>
             </w:r>
@@ -1443,16 +1367,12 @@
             <w:tcW w:type="dxa" w:w="2880"/>
           </w:tcPr>
           <w:p>
-            <w:r>
-              <w:rPr>
-                <w:sz w:val="18"/>
-              </w:rPr>
-            </w:r>
+            <w:r/>
             <w:r>
               <w:rPr>
                 <w:rFonts w:ascii="微软雅黑" w:hAnsi="微软雅黑" w:eastAsia="微软雅黑"/>
                 <w:b w:val="0"/>
-                <w:sz w:val="18"/>
+                <w:sz w:val="19"/>
               </w:rPr>
               <w:t>串口桥</w:t>
             </w:r>
@@ -1463,16 +1383,12 @@
             <w:tcW w:type="dxa" w:w="2880"/>
           </w:tcPr>
           <w:p>
-            <w:r>
-              <w:rPr>
-                <w:sz w:val="18"/>
-              </w:rPr>
-            </w:r>
+            <w:r/>
             <w:r>
               <w:rPr>
                 <w:rFonts w:ascii="微软雅黑" w:hAnsi="微软雅黑" w:eastAsia="微软雅黑"/>
                 <w:b w:val="0"/>
-                <w:sz w:val="18"/>
+                <w:sz w:val="19"/>
               </w:rPr>
               <w:t>独占 CH340，避免打开串口导致板子复位</w:t>
             </w:r>
@@ -1483,16 +1399,12 @@
             <w:tcW w:type="dxa" w:w="2880"/>
           </w:tcPr>
           <w:p>
-            <w:r>
-              <w:rPr>
-                <w:sz w:val="18"/>
-              </w:rPr>
-            </w:r>
+            <w:r/>
             <w:r>
               <w:rPr>
                 <w:rFonts w:ascii="微软雅黑" w:hAnsi="微软雅黑" w:eastAsia="微软雅黑"/>
                 <w:b w:val="0"/>
-                <w:sz w:val="18"/>
+                <w:sz w:val="19"/>
               </w:rPr>
               <w:t>✅ 实机</w:t>
             </w:r>
@@ -1505,16 +1417,12 @@
             <w:tcW w:type="dxa" w:w="2880"/>
           </w:tcPr>
           <w:p>
-            <w:r>
-              <w:rPr>
-                <w:sz w:val="18"/>
-              </w:rPr>
-            </w:r>
+            <w:r/>
             <w:r>
               <w:rPr>
                 <w:rFonts w:ascii="微软雅黑" w:hAnsi="微软雅黑" w:eastAsia="微软雅黑"/>
                 <w:b w:val="0"/>
-                <w:sz w:val="18"/>
+                <w:sz w:val="19"/>
               </w:rPr>
               <w:t>PPP 服务端</w:t>
             </w:r>
@@ -1525,16 +1433,12 @@
             <w:tcW w:type="dxa" w:w="2880"/>
           </w:tcPr>
           <w:p>
-            <w:r>
-              <w:rPr>
-                <w:sz w:val="18"/>
-              </w:rPr>
-            </w:r>
+            <w:r/>
             <w:r>
               <w:rPr>
                 <w:rFonts w:ascii="微软雅黑" w:hAnsi="微软雅黑" w:eastAsia="微软雅黑"/>
                 <w:b w:val="0"/>
-                <w:sz w:val="18"/>
+                <w:sz w:val="19"/>
               </w:rPr>
               <w:t>IP 分配、NAT 转发</w:t>
             </w:r>
@@ -1545,16 +1449,12 @@
             <w:tcW w:type="dxa" w:w="2880"/>
           </w:tcPr>
           <w:p>
-            <w:r>
-              <w:rPr>
-                <w:sz w:val="18"/>
-              </w:rPr>
-            </w:r>
+            <w:r/>
             <w:r>
               <w:rPr>
                 <w:rFonts w:ascii="微软雅黑" w:hAnsi="微软雅黑" w:eastAsia="微软雅黑"/>
                 <w:b w:val="0"/>
-                <w:sz w:val="18"/>
+                <w:sz w:val="19"/>
               </w:rPr>
               <w:t>✅ 实机</w:t>
             </w:r>
@@ -1567,16 +1467,12 @@
             <w:tcW w:type="dxa" w:w="2880"/>
           </w:tcPr>
           <w:p>
-            <w:r>
-              <w:rPr>
-                <w:sz w:val="18"/>
-              </w:rPr>
-            </w:r>
+            <w:r/>
             <w:r>
               <w:rPr>
                 <w:rFonts w:ascii="微软雅黑" w:hAnsi="微软雅黑" w:eastAsia="微软雅黑"/>
                 <w:b w:val="0"/>
-                <w:sz w:val="18"/>
+                <w:sz w:val="19"/>
               </w:rPr>
               <w:t>看门狗</w:t>
             </w:r>
@@ -1587,16 +1483,12 @@
             <w:tcW w:type="dxa" w:w="2880"/>
           </w:tcPr>
           <w:p>
-            <w:r>
-              <w:rPr>
-                <w:sz w:val="18"/>
-              </w:rPr>
-            </w:r>
+            <w:r/>
             <w:r>
               <w:rPr>
                 <w:rFonts w:ascii="微软雅黑" w:hAnsi="微软雅黑" w:eastAsia="微软雅黑"/>
                 <w:b w:val="0"/>
-                <w:sz w:val="18"/>
+                <w:sz w:val="19"/>
               </w:rPr>
               <w:t>链路/进程双监控，自动恢复</w:t>
             </w:r>
@@ -1607,16 +1499,12 @@
             <w:tcW w:type="dxa" w:w="2880"/>
           </w:tcPr>
           <w:p>
-            <w:r>
-              <w:rPr>
-                <w:sz w:val="18"/>
-              </w:rPr>
-            </w:r>
+            <w:r/>
             <w:r>
               <w:rPr>
                 <w:rFonts w:ascii="微软雅黑" w:hAnsi="微软雅黑" w:eastAsia="微软雅黑"/>
                 <w:b w:val="0"/>
-                <w:sz w:val="18"/>
+                <w:sz w:val="19"/>
               </w:rPr>
               <w:t>✅ 实机</w:t>
             </w:r>
@@ -1624,15 +1512,16 @@
         </w:tc>
       </w:tr>
     </w:tbl>
+    <w:p/>
     <w:p>
       <w:pPr>
-        <w:spacing w:before="200"/>
+        <w:spacing w:before="160" w:after="80"/>
       </w:pPr>
       <w:r>
         <w:rPr>
           <w:rFonts w:ascii="微软雅黑" w:hAnsi="微软雅黑" w:eastAsia="微软雅黑"/>
           <w:b/>
-          <w:sz w:val="24"/>
+          <w:sz w:val="25"/>
         </w:rPr>
         <w:t>交互方式</w:t>
       </w:r>
@@ -1645,15 +1534,43 @@
         <w:rPr>
           <w:rFonts w:ascii="微软雅黑" w:hAnsi="微软雅黑" w:eastAsia="微软雅黑"/>
           <w:b/>
+          <w:sz w:val="22"/>
         </w:rPr>
-        <w:t>语音（主打）</w:t>
+        <w:t>语音（主打，两种）</w:t>
       </w:r>
       <w:r>
         <w:rPr>
           <w:rFonts w:ascii="微软雅黑" w:hAnsi="微软雅黑" w:eastAsia="微软雅黑"/>
           <w:b w:val="0"/>
+          <w:sz w:val="22"/>
         </w:rPr>
-        <w:t>：按住手表 PTT 键说话，松手识别</w:t>
+        <w:t>：喊「你好openvela」唤醒（手不用碰板子），</w:t>
+      </w:r>
+    </w:p>
+    <w:p>
+      <w:r>
+        <w:rPr>
+          <w:rFonts w:ascii="微软雅黑" w:hAnsi="微软雅黑" w:eastAsia="微软雅黑"/>
+          <w:b w:val="0"/>
+          <w:sz w:val="22"/>
+        </w:rPr>
+        <w:t>或点屏幕 PTT 按钮（</w:t>
+      </w:r>
+      <w:r>
+        <w:rPr>
+          <w:rFonts w:ascii="微软雅黑" w:hAnsi="微软雅黑" w:eastAsia="微软雅黑"/>
+          <w:b/>
+          <w:sz w:val="22"/>
+        </w:rPr>
+        <w:t>点按切换</w:t>
+      </w:r>
+      <w:r>
+        <w:rPr>
+          <w:rFonts w:ascii="微软雅黑" w:hAnsi="微软雅黑" w:eastAsia="微软雅黑"/>
+          <w:b w:val="0"/>
+          <w:sz w:val="22"/>
+        </w:rPr>
+        <w:t>：点一下开始说、再点一下结束；不需要唤醒词）</w:t>
       </w:r>
     </w:p>
     <w:p>
@@ -1664,6 +1581,7 @@
         <w:rPr>
           <w:rFonts w:ascii="微软雅黑" w:hAnsi="微软雅黑" w:eastAsia="微软雅黑"/>
           <w:b/>
+          <w:sz w:val="22"/>
         </w:rPr>
         <w:t>文本</w:t>
       </w:r>
@@ -1671,8 +1589,25 @@
         <w:rPr>
           <w:rFonts w:ascii="微软雅黑" w:hAnsi="微软雅黑" w:eastAsia="微软雅黑"/>
           <w:b w:val="0"/>
+          <w:sz w:val="22"/>
         </w:rPr>
-        <w:t>：WebSocket 消息直发 agent</w:t>
+        <w:t>：WebSocket 消息直发 agent（</w:t>
+      </w:r>
+      <w:r>
+        <w:rPr>
+          <w:rFonts w:ascii="Consolas" w:hAnsi="Consolas" w:eastAsia="Consolas"/>
+          <w:b w:val="0"/>
+          <w:sz w:val="21"/>
+        </w:rPr>
+        <w:t>tools/host/ws_chat.py</w:t>
+      </w:r>
+      <w:r>
+        <w:rPr>
+          <w:rFonts w:ascii="微软雅黑" w:hAnsi="微软雅黑" w:eastAsia="微软雅黑"/>
+          <w:b w:val="0"/>
+          <w:sz w:val="22"/>
+        </w:rPr>
+        <w:t>）</w:t>
       </w:r>
     </w:p>
     <w:p>
@@ -1683,6 +1618,7 @@
         <w:rPr>
           <w:rFonts w:ascii="微软雅黑" w:hAnsi="微软雅黑" w:eastAsia="微软雅黑"/>
           <w:b/>
+          <w:sz w:val="22"/>
         </w:rPr>
         <w:t>配置</w:t>
       </w:r>
@@ -1690,33 +1626,49 @@
         <w:rPr>
           <w:rFonts w:ascii="微软雅黑" w:hAnsi="微软雅黑" w:eastAsia="微软雅黑"/>
           <w:b w:val="0"/>
+          <w:sz w:val="22"/>
         </w:rPr>
-        <w:t>：REST API（PUT /api/config 下发 LLM 配置等）</w:t>
+        <w:t>：REST API（</w:t>
+      </w:r>
+      <w:r>
+        <w:rPr>
+          <w:rFonts w:ascii="Consolas" w:hAnsi="Consolas" w:eastAsia="Consolas"/>
+          <w:b w:val="0"/>
+          <w:sz w:val="21"/>
+        </w:rPr>
+        <w:t>PUT /api/config</w:t>
+      </w:r>
+      <w:r>
+        <w:rPr>
+          <w:rFonts w:ascii="微软雅黑" w:hAnsi="微软雅黑" w:eastAsia="微软雅黑"/>
+          <w:b w:val="0"/>
+          <w:sz w:val="22"/>
+        </w:rPr>
+        <w:t xml:space="preserve"> 下发 LLM 配置等）</w:t>
       </w:r>
     </w:p>
     <w:p>
       <w:pPr>
-        <w:spacing w:before="280"/>
+        <w:spacing w:before="280" w:after="80"/>
       </w:pPr>
       <w:r>
         <w:rPr>
           <w:rFonts w:ascii="微软雅黑" w:hAnsi="微软雅黑" w:eastAsia="微软雅黑"/>
           <w:b/>
-          <w:color w:val="1F3B63"/>
-          <w:sz w:val="28"/>
+          <w:sz w:val="30"/>
         </w:rPr>
         <w:t>五、技术实现</w:t>
       </w:r>
     </w:p>
     <w:p>
       <w:pPr>
-        <w:spacing w:before="200"/>
+        <w:spacing w:before="160" w:after="80"/>
       </w:pPr>
       <w:r>
         <w:rPr>
           <w:rFonts w:ascii="微软雅黑" w:hAnsi="微软雅黑" w:eastAsia="微软雅黑"/>
           <w:b/>
-          <w:sz w:val="24"/>
+          <w:sz w:val="25"/>
         </w:rPr>
         <w:t>5.1 系统架构</w:t>
       </w:r>
@@ -1724,13 +1676,12 @@
     <w:p>
       <w:pPr>
         <w:spacing w:after="0"/>
-        <w:ind w:left="360"/>
+        <w:ind w:left="280"/>
       </w:pPr>
       <w:r>
         <w:rPr>
           <w:rFonts w:ascii="Consolas" w:hAnsi="Consolas" w:eastAsia="Consolas"/>
-          <w:color w:val="444444"/>
-          <w:sz w:val="17"/>
+          <w:sz w:val="19"/>
         </w:rPr>
         <w:t>┌─────────────────────── 黄山派 SF32LB52 ───────────────────────┐</w:t>
       </w:r>
@@ -1738,13 +1689,12 @@
     <w:p>
       <w:pPr>
         <w:spacing w:after="0"/>
-        <w:ind w:left="360"/>
+        <w:ind w:left="280"/>
       </w:pPr>
       <w:r>
         <w:rPr>
           <w:rFonts w:ascii="Consolas" w:hAnsi="Consolas" w:eastAsia="Consolas"/>
-          <w:color w:val="444444"/>
-          <w:sz w:val="17"/>
+          <w:sz w:val="19"/>
         </w:rPr>
         <w:t>│  MEMS MIC → AUDCODEC ADC → μ-law 编码 → WS 二进制帧           │</w:t>
       </w:r>
@@ -1752,13 +1702,12 @@
     <w:p>
       <w:pPr>
         <w:spacing w:after="0"/>
-        <w:ind w:left="360"/>
+        <w:ind w:left="280"/>
       </w:pPr>
       <w:r>
         <w:rPr>
           <w:rFonts w:ascii="Consolas" w:hAnsi="Consolas" w:eastAsia="Consolas"/>
-          <w:color w:val="444444"/>
-          <w:sz w:val="17"/>
+          <w:sz w:val="19"/>
         </w:rPr>
         <w:t>│  LVGL 聊天界面（中文）  ← 消息总线 ←  agent 核心（工具循环）   │</w:t>
       </w:r>
@@ -1766,13 +1715,12 @@
     <w:p>
       <w:pPr>
         <w:spacing w:after="0"/>
-        <w:ind w:left="360"/>
+        <w:ind w:left="280"/>
       </w:pPr>
       <w:r>
         <w:rPr>
           <w:rFonts w:ascii="Consolas" w:hAnsi="Consolas" w:eastAsia="Consolas"/>
-          <w:color w:val="444444"/>
-          <w:sz w:val="17"/>
+          <w:sz w:val="19"/>
         </w:rPr>
         <w:t>│  主动任务（cron）        →  到点自动巡检 → 上屏 + 上行         │</w:t>
       </w:r>
@@ -1780,13 +1728,12 @@
     <w:p>
       <w:pPr>
         <w:spacing w:after="0"/>
-        <w:ind w:left="360"/>
+        <w:ind w:left="280"/>
       </w:pPr>
       <w:r>
         <w:rPr>
           <w:rFonts w:ascii="Consolas" w:hAnsi="Consolas" w:eastAsia="Consolas"/>
-          <w:color w:val="444444"/>
-          <w:sz w:val="17"/>
+          <w:sz w:val="19"/>
         </w:rPr>
         <w:t>└──────────────────────────┬───────────────────────────────────┘</w:t>
       </w:r>
@@ -1794,13 +1741,12 @@
     <w:p>
       <w:pPr>
         <w:spacing w:after="0"/>
-        <w:ind w:left="360"/>
+        <w:ind w:left="280"/>
       </w:pPr>
       <w:r>
         <w:rPr>
           <w:rFonts w:ascii="Consolas" w:hAnsi="Consolas" w:eastAsia="Consolas"/>
-          <w:color w:val="444444"/>
-          <w:sz w:val="17"/>
+          <w:sz w:val="19"/>
         </w:rPr>
         <w:t xml:space="preserve">                           │ PPP over 串口（实测 12.7 KB/s）</w:t>
       </w:r>
@@ -1808,13 +1754,12 @@
     <w:p>
       <w:pPr>
         <w:spacing w:after="0"/>
-        <w:ind w:left="360"/>
+        <w:ind w:left="280"/>
       </w:pPr>
       <w:r>
         <w:rPr>
           <w:rFonts w:ascii="Consolas" w:hAnsi="Consolas" w:eastAsia="Consolas"/>
-          <w:color w:val="444444"/>
-          <w:sz w:val="17"/>
+          <w:sz w:val="19"/>
         </w:rPr>
         <w:t>┌──────────────────────────┴───────────────────────────────────┐</w:t>
       </w:r>
@@ -1822,13 +1767,12 @@
     <w:p>
       <w:pPr>
         <w:spacing w:after="0"/>
-        <w:ind w:left="360"/>
+        <w:ind w:left="280"/>
       </w:pPr>
       <w:r>
         <w:rPr>
           <w:rFonts w:ascii="Consolas" w:hAnsi="Consolas" w:eastAsia="Consolas"/>
-          <w:color w:val="444444"/>
-          <w:sz w:val="17"/>
+          <w:sz w:val="19"/>
         </w:rPr>
         <w:t>│  PC（云侧）：PPP 服务端 + NAT + 串口桥                         │</w:t>
       </w:r>
@@ -1836,13 +1780,12 @@
     <w:p>
       <w:pPr>
         <w:spacing w:after="0"/>
-        <w:ind w:left="360"/>
+        <w:ind w:left="280"/>
       </w:pPr>
       <w:r>
         <w:rPr>
           <w:rFonts w:ascii="Consolas" w:hAnsi="Consolas" w:eastAsia="Consolas"/>
-          <w:color w:val="444444"/>
-          <w:sz w:val="17"/>
+          <w:sz w:val="19"/>
         </w:rPr>
         <w:t>│   语音桥：VAD → 离线 ASR（Paraformer）→ 命令路由               │</w:t>
       </w:r>
@@ -1850,13 +1793,12 @@
     <w:p>
       <w:pPr>
         <w:spacing w:after="0"/>
-        <w:ind w:left="360"/>
+        <w:ind w:left="280"/>
       </w:pPr>
       <w:r>
         <w:rPr>
           <w:rFonts w:ascii="Consolas" w:hAnsi="Consolas" w:eastAsia="Consolas"/>
-          <w:color w:val="444444"/>
-          <w:sz w:val="17"/>
+          <w:sz w:val="19"/>
         </w:rPr>
         <w:t>│   LLM 代理：设备明文 HTTP → HTTPS（DeepSeek 等）/ 本地 mock    │</w:t>
       </w:r>
@@ -1864,33 +1806,33 @@
     <w:p>
       <w:pPr>
         <w:spacing w:after="0"/>
-        <w:ind w:left="360"/>
+        <w:ind w:left="280"/>
       </w:pPr>
       <w:r>
         <w:rPr>
           <w:rFonts w:ascii="Consolas" w:hAnsi="Consolas" w:eastAsia="Consolas"/>
-          <w:color w:val="444444"/>
-          <w:sz w:val="17"/>
+          <w:sz w:val="19"/>
         </w:rPr>
         <w:t>└──────────────────────────────────────────────────────────────┘</w:t>
       </w:r>
     </w:p>
+    <w:p/>
     <w:p>
       <w:pPr>
-        <w:spacing w:before="200"/>
+        <w:spacing w:before="160" w:after="80"/>
       </w:pPr>
       <w:r>
         <w:rPr>
           <w:rFonts w:ascii="微软雅黑" w:hAnsi="微软雅黑" w:eastAsia="微软雅黑"/>
           <w:b/>
-          <w:sz w:val="24"/>
+          <w:sz w:val="25"/>
         </w:rPr>
         <w:t>5.2 使用的 ai_agent 核心能力</w:t>
       </w:r>
     </w:p>
     <w:tbl>
       <w:tblPr>
-        <w:tblStyle w:val="LightGrid-Accent1"/>
+        <w:tblStyle w:val="TableGrid"/>
         <w:tblW w:type="auto" w:w="0"/>
         <w:tblLook w:firstColumn="1" w:firstRow="1" w:lastColumn="0" w:lastRow="0" w:noHBand="0" w:noVBand="1" w:val="04A0"/>
       </w:tblPr>
@@ -1904,17 +1846,12 @@
             <w:tcW w:type="dxa" w:w="4320"/>
           </w:tcPr>
           <w:p>
-            <w:r>
-              <w:rPr>
-                <w:b/>
-                <w:sz w:val="18"/>
-              </w:rPr>
-            </w:r>
+            <w:r/>
             <w:r>
               <w:rPr>
                 <w:rFonts w:ascii="微软雅黑" w:hAnsi="微软雅黑" w:eastAsia="微软雅黑"/>
                 <w:b/>
-                <w:sz w:val="18"/>
+                <w:sz w:val="19"/>
               </w:rPr>
               <w:t>能力</w:t>
             </w:r>
@@ -1925,17 +1862,12 @@
             <w:tcW w:type="dxa" w:w="4320"/>
           </w:tcPr>
           <w:p>
-            <w:r>
-              <w:rPr>
-                <w:b/>
-                <w:sz w:val="18"/>
-              </w:rPr>
-            </w:r>
+            <w:r/>
             <w:r>
               <w:rPr>
                 <w:rFonts w:ascii="微软雅黑" w:hAnsi="微软雅黑" w:eastAsia="微软雅黑"/>
                 <w:b/>
-                <w:sz w:val="18"/>
+                <w:sz w:val="19"/>
               </w:rPr>
               <w:t>本作品的使用方式</w:t>
             </w:r>
@@ -1948,16 +1880,12 @@
             <w:tcW w:type="dxa" w:w="4320"/>
           </w:tcPr>
           <w:p>
-            <w:r>
-              <w:rPr>
-                <w:sz w:val="18"/>
-              </w:rPr>
-            </w:r>
+            <w:r/>
             <w:r>
               <w:rPr>
                 <w:rFonts w:ascii="微软雅黑" w:hAnsi="微软雅黑" w:eastAsia="微软雅黑"/>
                 <w:b/>
-                <w:sz w:val="18"/>
+                <w:sz w:val="19"/>
               </w:rPr>
               <w:t>消息总线</w:t>
             </w:r>
@@ -1968,18 +1896,30 @@
             <w:tcW w:type="dxa" w:w="4320"/>
           </w:tcPr>
           <w:p>
+            <w:r/>
             <w:r>
               <w:rPr>
+                <w:rFonts w:ascii="微软雅黑" w:hAnsi="微软雅黑" w:eastAsia="微软雅黑"/>
+                <w:b w:val="0"/>
+                <w:sz w:val="19"/>
+              </w:rPr>
+              <w:t>新增 UI 通道接入：agent 的每一次回复镜像到 LVGL 屏幕；</w:t>
+            </w:r>
+            <w:r>
+              <w:rPr>
+                <w:rFonts w:ascii="Consolas" w:hAnsi="Consolas" w:eastAsia="Consolas"/>
+                <w:b w:val="0"/>
                 <w:sz w:val="18"/>
               </w:rPr>
+              <w:t>internal</w:t>
             </w:r>
             <w:r>
               <w:rPr>
                 <w:rFonts w:ascii="微软雅黑" w:hAnsi="微软雅黑" w:eastAsia="微软雅黑"/>
                 <w:b w:val="0"/>
-                <w:sz w:val="18"/>
+                <w:sz w:val="19"/>
               </w:rPr>
-              <w:t>新增 UI 通道接入：agent 的每一次回复镜像到 LVGL 屏幕；internal 标志区分系统事件</w:t>
+              <w:t xml:space="preserve"> 标志区分系统事件</w:t>
             </w:r>
           </w:p>
         </w:tc>
@@ -1990,16 +1930,12 @@
             <w:tcW w:type="dxa" w:w="4320"/>
           </w:tcPr>
           <w:p>
-            <w:r>
-              <w:rPr>
-                <w:sz w:val="18"/>
-              </w:rPr>
-            </w:r>
+            <w:r/>
             <w:r>
               <w:rPr>
                 <w:rFonts w:ascii="微软雅黑" w:hAnsi="微软雅黑" w:eastAsia="微软雅黑"/>
                 <w:b/>
-                <w:sz w:val="18"/>
+                <w:sz w:val="19"/>
               </w:rPr>
               <w:t>主动任务（cron）</w:t>
             </w:r>
@@ -2010,16 +1946,12 @@
             <w:tcW w:type="dxa" w:w="4320"/>
           </w:tcPr>
           <w:p>
-            <w:r>
-              <w:rPr>
-                <w:sz w:val="18"/>
-              </w:rPr>
-            </w:r>
+            <w:r/>
             <w:r>
               <w:rPr>
                 <w:rFonts w:ascii="微软雅黑" w:hAnsi="微软雅黑" w:eastAsia="微软雅黑"/>
                 <w:b w:val="0"/>
-                <w:sz w:val="18"/>
+                <w:sz w:val="19"/>
               </w:rPr>
               <w:t>"每两分钟巡检一次"即注册一条 cron 任务，到点唤醒 agent 执行工具链</w:t>
             </w:r>
@@ -2032,16 +1964,12 @@
             <w:tcW w:type="dxa" w:w="4320"/>
           </w:tcPr>
           <w:p>
-            <w:r>
-              <w:rPr>
-                <w:sz w:val="18"/>
-              </w:rPr>
-            </w:r>
+            <w:r/>
             <w:r>
               <w:rPr>
                 <w:rFonts w:ascii="微软雅黑" w:hAnsi="微软雅黑" w:eastAsia="微软雅黑"/>
                 <w:b/>
-                <w:sz w:val="18"/>
+                <w:sz w:val="19"/>
               </w:rPr>
               <w:t>Tool 调用</w:t>
             </w:r>
@@ -2052,16 +1980,12 @@
             <w:tcW w:type="dxa" w:w="4320"/>
           </w:tcPr>
           <w:p>
-            <w:r>
-              <w:rPr>
-                <w:sz w:val="18"/>
-              </w:rPr>
-            </w:r>
+            <w:r/>
             <w:r>
               <w:rPr>
                 <w:rFonts w:ascii="微软雅黑" w:hAnsi="微软雅黑" w:eastAsia="微软雅黑"/>
                 <w:b w:val="0"/>
-                <w:sz w:val="18"/>
+                <w:sz w:val="19"/>
               </w:rPr>
               <w:t>时间查询、内存/任务读取、定时任务管理等工具，由 LLM 自主选择调用</w:t>
             </w:r>
@@ -2074,16 +1998,12 @@
             <w:tcW w:type="dxa" w:w="4320"/>
           </w:tcPr>
           <w:p>
-            <w:r>
-              <w:rPr>
-                <w:sz w:val="18"/>
-              </w:rPr>
-            </w:r>
+            <w:r/>
             <w:r>
               <w:rPr>
                 <w:rFonts w:ascii="微软雅黑" w:hAnsi="微软雅黑" w:eastAsia="微软雅黑"/>
                 <w:b/>
-                <w:sz w:val="18"/>
+                <w:sz w:val="19"/>
               </w:rPr>
               <w:t>Router 意图路由</w:t>
             </w:r>
@@ -2094,16 +2014,12 @@
             <w:tcW w:type="dxa" w:w="4320"/>
           </w:tcPr>
           <w:p>
-            <w:r>
-              <w:rPr>
-                <w:sz w:val="18"/>
-              </w:rPr>
-            </w:r>
+            <w:r/>
             <w:r>
               <w:rPr>
                 <w:rFonts w:ascii="微软雅黑" w:hAnsi="微软雅黑" w:eastAsia="微软雅黑"/>
                 <w:b w:val="0"/>
-                <w:sz w:val="18"/>
+                <w:sz w:val="19"/>
               </w:rPr>
               <w:t>语音转写 → 命令路由分流（控制类命令 vs 对话类请求）</w:t>
             </w:r>
@@ -2116,16 +2032,12 @@
             <w:tcW w:type="dxa" w:w="4320"/>
           </w:tcPr>
           <w:p>
-            <w:r>
-              <w:rPr>
-                <w:sz w:val="18"/>
-              </w:rPr>
-            </w:r>
+            <w:r/>
             <w:r>
               <w:rPr>
                 <w:rFonts w:ascii="微软雅黑" w:hAnsi="微软雅黑" w:eastAsia="微软雅黑"/>
                 <w:b/>
-                <w:sz w:val="18"/>
+                <w:sz w:val="19"/>
               </w:rPr>
               <w:t>多渠道</w:t>
             </w:r>
@@ -2136,16 +2048,12 @@
             <w:tcW w:type="dxa" w:w="4320"/>
           </w:tcPr>
           <w:p>
-            <w:r>
-              <w:rPr>
-                <w:sz w:val="18"/>
-              </w:rPr>
-            </w:r>
+            <w:r/>
             <w:r>
               <w:rPr>
                 <w:rFonts w:ascii="微软雅黑" w:hAnsi="微软雅黑" w:eastAsia="微软雅黑"/>
                 <w:b w:val="0"/>
-                <w:sz w:val="18"/>
+                <w:sz w:val="19"/>
               </w:rPr>
               <w:t>语音（WS）、文本（WS）、REST、屏幕四条通道并存</w:t>
             </w:r>
@@ -2158,16 +2066,12 @@
             <w:tcW w:type="dxa" w:w="4320"/>
           </w:tcPr>
           <w:p>
-            <w:r>
-              <w:rPr>
-                <w:sz w:val="18"/>
-              </w:rPr>
-            </w:r>
+            <w:r/>
             <w:r>
               <w:rPr>
                 <w:rFonts w:ascii="微软雅黑" w:hAnsi="微软雅黑" w:eastAsia="微软雅黑"/>
                 <w:b/>
-                <w:sz w:val="18"/>
+                <w:sz w:val="19"/>
               </w:rPr>
               <w:t>Skill 体系</w:t>
             </w:r>
@@ -2178,16 +2082,12 @@
             <w:tcW w:type="dxa" w:w="4320"/>
           </w:tcPr>
           <w:p>
-            <w:r>
-              <w:rPr>
-                <w:sz w:val="18"/>
-              </w:rPr>
-            </w:r>
+            <w:r/>
             <w:r>
               <w:rPr>
                 <w:rFonts w:ascii="微软雅黑" w:hAnsi="微软雅黑" w:eastAsia="微软雅黑"/>
                 <w:b w:val="0"/>
-                <w:sz w:val="18"/>
+                <w:sz w:val="19"/>
               </w:rPr>
               <w:t>12 个内置技能随固件生效；修复了技能描述解析缺陷（上游 A23）</w:t>
             </w:r>
@@ -2195,34 +2095,29 @@
         </w:tc>
       </w:tr>
     </w:tbl>
+    <w:p/>
     <w:p>
       <w:pPr>
-        <w:spacing w:before="200"/>
+        <w:spacing w:before="160" w:after="80"/>
       </w:pPr>
       <w:r>
         <w:rPr>
           <w:rFonts w:ascii="微软雅黑" w:hAnsi="微软雅黑" w:eastAsia="微软雅黑"/>
           <w:b/>
-          <w:sz w:val="24"/>
+          <w:sz w:val="25"/>
         </w:rPr>
         <w:t>5.3 三个关键技术决策</w:t>
       </w:r>
     </w:p>
     <w:p>
       <w:pPr>
-        <w:spacing w:after="120"/>
+        <w:pStyle w:val="ListNumber"/>
       </w:pPr>
       <w:r>
         <w:rPr>
           <w:rFonts w:ascii="微软雅黑" w:hAnsi="微软雅黑" w:eastAsia="微软雅黑"/>
-          <w:b w:val="0"/>
-        </w:rPr>
-        <w:t xml:space="preserve">1. </w:t>
-      </w:r>
-      <w:r>
-        <w:rPr>
-          <w:rFonts w:ascii="微软雅黑" w:hAnsi="微软雅黑" w:eastAsia="微软雅黑"/>
           <w:b/>
+          <w:sz w:val="22"/>
         </w:rPr>
         <w:t>码率预算驱动的音频设计</w:t>
       </w:r>
@@ -2230,63 +2125,62 @@
         <w:rPr>
           <w:rFonts w:ascii="微软雅黑" w:hAnsi="微软雅黑" w:eastAsia="微软雅黑"/>
           <w:b w:val="0"/>
+          <w:sz w:val="22"/>
         </w:rPr>
         <w:t>：实测串口链路只有 ~12.7 KB/s（CH340 + USB/IP 的物理上限），</w:t>
       </w:r>
     </w:p>
     <w:p>
-      <w:pPr>
-        <w:spacing w:after="120"/>
-      </w:pPr>
       <w:r>
         <w:rPr>
           <w:rFonts w:ascii="微软雅黑" w:hAnsi="微软雅黑" w:eastAsia="微软雅黑"/>
           <w:b w:val="0"/>
+          <w:sz w:val="22"/>
         </w:rPr>
-        <w:t xml:space="preserve">   16 kHz×16 bit 需要 32 KB/s 根本传不动。改用 **G.711 μ-law 单字节/样本 @5801 Hz</w:t>
-      </w:r>
-    </w:p>
-    <w:p>
-      <w:pPr>
-        <w:spacing w:after="120"/>
-      </w:pPr>
-      <w:r>
-        <w:rPr>
-          <w:rFonts w:ascii="微软雅黑" w:hAnsi="微软雅黑" w:eastAsia="微软雅黑"/>
-          <w:b w:val="0"/>
-        </w:rPr>
-        <w:t xml:space="preserve">   ≈ 8 KB/s</w:t>
+        <w:t xml:space="preserve">16 kHz×16 bit 需要 32 KB/s 根本传不动。改用 </w:t>
       </w:r>
       <w:r>
         <w:rPr>
           <w:rFonts w:ascii="微软雅黑" w:hAnsi="微软雅黑" w:eastAsia="微软雅黑"/>
           <w:b/>
+          <w:sz w:val="22"/>
+        </w:rPr>
+        <w:t>G.711 μ-law 单字节/样本 @5801 Hz ≈ 5.8 KB/s</w:t>
+      </w:r>
+      <w:r>
+        <w:rPr>
+          <w:rFonts w:ascii="微软雅黑" w:hAnsi="微软雅黑" w:eastAsia="微软雅黑"/>
+          <w:b w:val="0"/>
+          <w:sz w:val="22"/>
         </w:rPr>
         <w:t>，再把 ×2.76 重采样到 16 kHz 喂离线 ASR——</w:t>
       </w:r>
       <w:r>
         <w:rPr>
           <w:rFonts w:ascii="微软雅黑" w:hAnsi="微软雅黑" w:eastAsia="微软雅黑"/>
+          <w:b/>
+          <w:sz w:val="22"/>
+        </w:rPr>
+        <w:t>不丢样本、可识别、余量充足</w:t>
+      </w:r>
+      <w:r>
+        <w:rPr>
+          <w:rFonts w:ascii="微软雅黑" w:hAnsi="微软雅黑" w:eastAsia="微软雅黑"/>
           <w:b w:val="0"/>
+          <w:sz w:val="22"/>
         </w:rPr>
-        <w:t>无损、可识别、余量充足**。</w:t>
+        <w:t>。</w:t>
       </w:r>
     </w:p>
     <w:p>
       <w:pPr>
-        <w:spacing w:after="120"/>
+        <w:pStyle w:val="ListNumber"/>
       </w:pPr>
       <w:r>
         <w:rPr>
           <w:rFonts w:ascii="微软雅黑" w:hAnsi="微软雅黑" w:eastAsia="微软雅黑"/>
-          <w:b w:val="0"/>
-        </w:rPr>
-        <w:t xml:space="preserve">2. </w:t>
-      </w:r>
-      <w:r>
-        <w:rPr>
-          <w:rFonts w:ascii="微软雅黑" w:hAnsi="微软雅黑" w:eastAsia="微软雅黑"/>
           <w:b/>
+          <w:sz w:val="22"/>
         </w:rPr>
         <w:t>无头 + 无竞态启动</w:t>
       </w:r>
@@ -2294,37 +2188,62 @@
         <w:rPr>
           <w:rFonts w:ascii="微软雅黑" w:hAnsi="微软雅黑" w:eastAsia="微软雅黑"/>
           <w:b w:val="0"/>
+          <w:sz w:val="22"/>
         </w:rPr>
-        <w:t>：ai_agent &lt; /dev/null（读 EOF 即退出 CLI 线程）+ pppd 前台运行</w:t>
+        <w:t>：</w:t>
+      </w:r>
+      <w:r>
+        <w:rPr>
+          <w:rFonts w:ascii="Consolas" w:hAnsi="Consolas" w:eastAsia="Consolas"/>
+          <w:b w:val="0"/>
+          <w:sz w:val="21"/>
+        </w:rPr>
+        <w:t>ai_agent &lt; /dev/null</w:t>
+      </w:r>
+      <w:r>
+        <w:rPr>
+          <w:rFonts w:ascii="微软雅黑" w:hAnsi="微软雅黑" w:eastAsia="微软雅黑"/>
+          <w:b w:val="0"/>
+          <w:sz w:val="22"/>
+        </w:rPr>
+        <w:t xml:space="preserve">（读 EOF 即退出 CLI 线程）+ </w:t>
+      </w:r>
+      <w:r>
+        <w:rPr>
+          <w:rFonts w:ascii="Consolas" w:hAnsi="Consolas" w:eastAsia="Consolas"/>
+          <w:b w:val="0"/>
+          <w:sz w:val="21"/>
+        </w:rPr>
+        <w:t>pppd</w:t>
+      </w:r>
+      <w:r>
+        <w:rPr>
+          <w:rFonts w:ascii="微软雅黑" w:hAnsi="微软雅黑" w:eastAsia="微软雅黑"/>
+          <w:b w:val="0"/>
+          <w:sz w:val="22"/>
+        </w:rPr>
+        <w:t xml:space="preserve"> 前台运行</w:t>
+      </w:r>
+    </w:p>
+    <w:p>
+      <w:r>
+        <w:rPr>
+          <w:rFonts w:ascii="微软雅黑" w:hAnsi="微软雅黑" w:eastAsia="微软雅黑"/>
+          <w:b w:val="0"/>
+          <w:sz w:val="22"/>
+        </w:rPr>
+        <w:t>（NSH 阻塞在 waitpid，不再与控制台争抢），一条命令完成启动，无需人工交互。</w:t>
       </w:r>
     </w:p>
     <w:p>
       <w:pPr>
-        <w:spacing w:after="120"/>
+        <w:pStyle w:val="ListNumber"/>
       </w:pPr>
       <w:r>
         <w:rPr>
           <w:rFonts w:ascii="微软雅黑" w:hAnsi="微软雅黑" w:eastAsia="微软雅黑"/>
-          <w:b w:val="0"/>
-        </w:rPr>
-        <w:t xml:space="preserve">   （NSH 阻塞在 waitpid，不再与控制台争抢），一条命令完成启动，无需人工交互。</w:t>
-      </w:r>
-    </w:p>
-    <w:p>
-      <w:pPr>
-        <w:spacing w:after="120"/>
-      </w:pPr>
-      <w:r>
-        <w:rPr>
-          <w:rFonts w:ascii="微软雅黑" w:hAnsi="微软雅黑" w:eastAsia="微软雅黑"/>
-          <w:b w:val="0"/>
-        </w:rPr>
-        <w:t xml:space="preserve">3. </w:t>
-      </w:r>
-      <w:r>
-        <w:rPr>
-          <w:rFonts w:ascii="微软雅黑" w:hAnsi="微软雅黑" w:eastAsia="微软雅黑"/>
           <w:b/>
+          <w:sz w:val="22"/>
         </w:rPr>
         <w:t>PC 代理 LLM</w:t>
       </w:r>
@@ -2332,25 +2251,25 @@
         <w:rPr>
           <w:rFonts w:ascii="微软雅黑" w:hAnsi="微软雅黑" w:eastAsia="微软雅黑"/>
           <w:b w:val="0"/>
+          <w:sz w:val="22"/>
         </w:rPr>
         <w:t>：设备端 TLS 路径在 16 KB 以上不可靠（上游 A20），改为设备走明文 HTTP</w:t>
       </w:r>
     </w:p>
     <w:p>
-      <w:pPr>
-        <w:spacing w:after="120"/>
-      </w:pPr>
       <w:r>
         <w:rPr>
           <w:rFonts w:ascii="微软雅黑" w:hAnsi="微软雅黑" w:eastAsia="微软雅黑"/>
           <w:b w:val="0"/>
+          <w:sz w:val="22"/>
         </w:rPr>
-        <w:t xml:space="preserve">   到 PC，由 PC 代理转 HTTPS——顺带获得了"断网切 mock"的演示能力，</w:t>
+        <w:t>到 PC，由 PC 代理转 HTTPS——顺带获得了"断网切 mock"的演示能力，</w:t>
       </w:r>
       <w:r>
         <w:rPr>
           <w:rFonts w:ascii="微软雅黑" w:hAnsi="微软雅黑" w:eastAsia="微软雅黑"/>
           <w:b/>
+          <w:sz w:val="22"/>
         </w:rPr>
         <w:t>真实 API Key 从不进设备</w:t>
       </w:r>
@@ -2358,38 +2277,38 @@
         <w:rPr>
           <w:rFonts w:ascii="微软雅黑" w:hAnsi="微软雅黑" w:eastAsia="微软雅黑"/>
           <w:b w:val="0"/>
+          <w:sz w:val="22"/>
         </w:rPr>
         <w:t>。</w:t>
       </w:r>
     </w:p>
     <w:p>
       <w:pPr>
-        <w:spacing w:before="200"/>
+        <w:spacing w:before="160" w:after="80"/>
       </w:pPr>
       <w:r>
         <w:rPr>
           <w:rFonts w:ascii="微软雅黑" w:hAnsi="微软雅黑" w:eastAsia="微软雅黑"/>
           <w:b/>
-          <w:sz w:val="24"/>
+          <w:sz w:val="25"/>
         </w:rPr>
         <w:t>5.4 上游贡献（附带产出）</w:t>
       </w:r>
     </w:p>
     <w:p>
-      <w:pPr>
-        <w:spacing w:after="120"/>
-      </w:pPr>
       <w:r>
         <w:rPr>
           <w:rFonts w:ascii="微软雅黑" w:hAnsi="微软雅黑" w:eastAsia="微软雅黑"/>
           <w:b w:val="0"/>
+          <w:sz w:val="22"/>
         </w:rPr>
-        <w:t xml:space="preserve">开发过程中定位并修复了 </w:t>
+        <w:t xml:space="preserve">开发过程中累计定位 </w:t>
       </w:r>
       <w:r>
         <w:rPr>
           <w:rFonts w:ascii="微软雅黑" w:hAnsi="微软雅黑" w:eastAsia="微软雅黑"/>
           <w:b/>
+          <w:sz w:val="22"/>
         </w:rPr>
         <w:t>23 处 openvela 平台缺陷</w:t>
       </w:r>
@@ -2397,6 +2316,7 @@
         <w:rPr>
           <w:rFonts w:ascii="微软雅黑" w:hAnsi="微软雅黑" w:eastAsia="微软雅黑"/>
           <w:b w:val="0"/>
+          <w:sz w:val="22"/>
         </w:rPr>
         <w:t xml:space="preserve">（A1–A23）与 </w:t>
       </w:r>
@@ -2404,6 +2324,7 @@
         <w:rPr>
           <w:rFonts w:ascii="微软雅黑" w:hAnsi="微软雅黑" w:eastAsia="微软雅黑"/>
           <w:b/>
+          <w:sz w:val="22"/>
         </w:rPr>
         <w:t>5 处配置问题</w:t>
       </w:r>
@@ -2411,63 +2332,139 @@
         <w:rPr>
           <w:rFonts w:ascii="微软雅黑" w:hAnsi="微软雅黑" w:eastAsia="微软雅黑"/>
           <w:b w:val="0"/>
+          <w:sz w:val="22"/>
         </w:rPr>
-        <w:t>（B1–B5），</w:t>
+        <w:t xml:space="preserve">（B1–B5）。其中 16 处（A1/A3/A5–A7/A13–A23 等）已包含在本作品的三个补丁内，并已按赛事要求分别向 </w:t>
+      </w:r>
+      <w:r>
+        <w:rPr>
+          <w:rFonts w:ascii="Consolas" w:hAnsi="Consolas" w:eastAsia="Consolas"/>
+          <w:b w:val="0"/>
+          <w:sz w:val="21"/>
+        </w:rPr>
+        <w:t>packages_ai_agent</w:t>
+      </w:r>
+      <w:r>
+        <w:rPr>
+          <w:rFonts w:ascii="微软雅黑" w:hAnsi="微软雅黑" w:eastAsia="微软雅黑"/>
+          <w:b w:val="0"/>
+          <w:sz w:val="22"/>
+        </w:rPr>
+        <w:t>（PR #43）、</w:t>
+      </w:r>
+      <w:r>
+        <w:rPr>
+          <w:rFonts w:ascii="Consolas" w:hAnsi="Consolas" w:eastAsia="Consolas"/>
+          <w:b w:val="0"/>
+          <w:sz w:val="21"/>
+        </w:rPr>
+        <w:t>vendor_sifli</w:t>
+      </w:r>
+      <w:r>
+        <w:rPr>
+          <w:rFonts w:ascii="微软雅黑" w:hAnsi="微软雅黑" w:eastAsia="微软雅黑"/>
+          <w:b w:val="0"/>
+          <w:sz w:val="22"/>
+        </w:rPr>
+        <w:t>（PR #37）、</w:t>
+      </w:r>
+      <w:r>
+        <w:rPr>
+          <w:rFonts w:ascii="Consolas" w:hAnsi="Consolas" w:eastAsia="Consolas"/>
+          <w:b w:val="0"/>
+          <w:sz w:val="21"/>
+        </w:rPr>
+        <w:t>nuttx-apps</w:t>
+      </w:r>
+      <w:r>
+        <w:rPr>
+          <w:rFonts w:ascii="微软雅黑" w:hAnsi="微软雅黑" w:eastAsia="微软雅黑"/>
+          <w:b w:val="0"/>
+          <w:sz w:val="22"/>
+        </w:rPr>
+        <w:t xml:space="preserve">（PR #129）的 </w:t>
+      </w:r>
+      <w:r>
+        <w:rPr>
+          <w:rFonts w:ascii="Consolas" w:hAnsi="Consolas" w:eastAsia="Consolas"/>
+          <w:b w:val="0"/>
+          <w:sz w:val="21"/>
+        </w:rPr>
+        <w:t>dev-ai-contest-2026</w:t>
+      </w:r>
+      <w:r>
+        <w:rPr>
+          <w:rFonts w:ascii="微软雅黑" w:hAnsi="微软雅黑" w:eastAsia="微软雅黑"/>
+          <w:b w:val="0"/>
+          <w:sz w:val="22"/>
+        </w:rPr>
+        <w:t xml:space="preserve"> 分支提交；其余（A2、A4、A8–A12 等）未包含在补丁中，原因与修复建议见 </w:t>
+      </w:r>
+      <w:r>
+        <w:rPr>
+          <w:rFonts w:ascii="Consolas" w:hAnsi="Consolas" w:eastAsia="Consolas"/>
+          <w:b w:val="0"/>
+          <w:sz w:val="21"/>
+        </w:rPr>
+        <w:t>docs/upstream/pr-guide.md</w:t>
+      </w:r>
+      <w:r>
+        <w:rPr>
+          <w:rFonts w:ascii="微软雅黑" w:hAnsi="微软雅黑" w:eastAsia="微软雅黑"/>
+          <w:b w:val="0"/>
+          <w:sz w:val="22"/>
+        </w:rPr>
+        <w:t xml:space="preserve"> 第三节。每个编号的定义与逐条证据见 </w:t>
+      </w:r>
+      <w:r>
+        <w:rPr>
+          <w:rFonts w:ascii="Consolas" w:hAnsi="Consolas" w:eastAsia="Consolas"/>
+          <w:b w:val="0"/>
+          <w:sz w:val="21"/>
+        </w:rPr>
+        <w:t>docs/upstream/pr-dedup-report.md</w:t>
+      </w:r>
+      <w:r>
+        <w:rPr>
+          <w:rFonts w:ascii="微软雅黑" w:hAnsi="微软雅黑" w:eastAsia="微软雅黑"/>
+          <w:b w:val="0"/>
+          <w:sz w:val="22"/>
+        </w:rPr>
+        <w:t>。典型如：</w:t>
+      </w:r>
+      <w:r>
+        <w:rPr>
+          <w:rFonts w:ascii="Consolas" w:hAnsi="Consolas" w:eastAsia="Consolas"/>
+          <w:b w:val="0"/>
+          <w:sz w:val="21"/>
+        </w:rPr>
+        <w:t>vela_tls</w:t>
+      </w:r>
+      <w:r>
+        <w:rPr>
+          <w:rFonts w:ascii="微软雅黑" w:hAnsi="微软雅黑" w:eastAsia="微软雅黑"/>
+          <w:b w:val="0"/>
+          <w:sz w:val="22"/>
+        </w:rPr>
+        <w:t xml:space="preserve"> 超过 16 KB 必失败、技能描述解析死代码致 12 个内置技能全部失效、pppd 在直连串口下被误判离线后自我拆链等。</w:t>
       </w:r>
     </w:p>
     <w:p>
       <w:pPr>
-        <w:spacing w:after="120"/>
-      </w:pPr>
-      <w:r>
-        <w:rPr>
-          <w:rFonts w:ascii="微软雅黑" w:hAnsi="微软雅黑" w:eastAsia="微软雅黑"/>
-          <w:b w:val="0"/>
-        </w:rPr>
-        <w:t>其中 5 处已包含在本作品补丁中，其余按赛事要求单独向公共仓提 PR。</w:t>
-      </w:r>
-    </w:p>
-    <w:p>
-      <w:pPr>
-        <w:spacing w:after="120"/>
-      </w:pPr>
-      <w:r>
-        <w:rPr>
-          <w:rFonts w:ascii="微软雅黑" w:hAnsi="微软雅黑" w:eastAsia="微软雅黑"/>
-          <w:b w:val="0"/>
-        </w:rPr>
-        <w:t>典型如：vela_tls 超过 16 KB 必失败、技能描述解析死代码致 12 个内置技能全部失效、</w:t>
-      </w:r>
-    </w:p>
-    <w:p>
-      <w:pPr>
-        <w:spacing w:after="120"/>
-      </w:pPr>
-      <w:r>
-        <w:rPr>
-          <w:rFonts w:ascii="微软雅黑" w:hAnsi="微软雅黑" w:eastAsia="微软雅黑"/>
-          <w:b w:val="0"/>
-        </w:rPr>
-        <w:t>pppd 在直连串口下被误判离线后自我拆链等。</w:t>
-      </w:r>
-    </w:p>
-    <w:p>
-      <w:pPr>
-        <w:spacing w:before="280"/>
+        <w:spacing w:before="280" w:after="80"/>
       </w:pPr>
       <w:r>
         <w:rPr>
           <w:rFonts w:ascii="微软雅黑" w:hAnsi="微软雅黑" w:eastAsia="微软雅黑"/>
           <w:b/>
-          <w:color w:val="1F3B63"/>
-          <w:sz w:val="28"/>
+          <w:sz w:val="30"/>
         </w:rPr>
         <w:t>六、实测数据</w:t>
       </w:r>
     </w:p>
     <w:tbl>
       <w:tblPr>
-        <w:tblStyle w:val="LightGrid-Accent1"/>
+        <w:tblStyle w:val="TableGrid"/>
         <w:tblW w:type="auto" w:w="0"/>
         <w:tblLook w:firstColumn="1" w:firstRow="1" w:lastColumn="0" w:lastRow="0" w:noHBand="0" w:noVBand="1" w:val="04A0"/>
       </w:tblPr>
@@ -2481,17 +2478,12 @@
             <w:tcW w:type="dxa" w:w="4320"/>
           </w:tcPr>
           <w:p>
-            <w:r>
-              <w:rPr>
-                <w:b/>
-                <w:sz w:val="18"/>
-              </w:rPr>
-            </w:r>
+            <w:r/>
             <w:r>
               <w:rPr>
                 <w:rFonts w:ascii="微软雅黑" w:hAnsi="微软雅黑" w:eastAsia="微软雅黑"/>
                 <w:b/>
-                <w:sz w:val="18"/>
+                <w:sz w:val="19"/>
               </w:rPr>
               <w:t>指标</w:t>
             </w:r>
@@ -2502,17 +2494,12 @@
             <w:tcW w:type="dxa" w:w="4320"/>
           </w:tcPr>
           <w:p>
-            <w:r>
-              <w:rPr>
-                <w:b/>
-                <w:sz w:val="18"/>
-              </w:rPr>
-            </w:r>
+            <w:r/>
             <w:r>
               <w:rPr>
                 <w:rFonts w:ascii="微软雅黑" w:hAnsi="微软雅黑" w:eastAsia="微软雅黑"/>
                 <w:b/>
-                <w:sz w:val="18"/>
+                <w:sz w:val="19"/>
               </w:rPr>
               <w:t>实测值</w:t>
             </w:r>
@@ -2525,16 +2512,12 @@
             <w:tcW w:type="dxa" w:w="4320"/>
           </w:tcPr>
           <w:p>
-            <w:r>
-              <w:rPr>
-                <w:sz w:val="18"/>
-              </w:rPr>
-            </w:r>
+            <w:r/>
             <w:r>
               <w:rPr>
                 <w:rFonts w:ascii="微软雅黑" w:hAnsi="微软雅黑" w:eastAsia="微软雅黑"/>
                 <w:b w:val="0"/>
-                <w:sz w:val="18"/>
+                <w:sz w:val="19"/>
               </w:rPr>
               <w:t>音频上行码率</w:t>
             </w:r>
@@ -2545,18 +2528,14 @@
             <w:tcW w:type="dxa" w:w="4320"/>
           </w:tcPr>
           <w:p>
-            <w:r>
-              <w:rPr>
-                <w:sz w:val="18"/>
-              </w:rPr>
-            </w:r>
+            <w:r/>
             <w:r>
               <w:rPr>
                 <w:rFonts w:ascii="微软雅黑" w:hAnsi="微软雅黑" w:eastAsia="微软雅黑"/>
                 <w:b w:val="0"/>
-                <w:sz w:val="18"/>
+                <w:sz w:val="19"/>
               </w:rPr>
-              <w:t>8 KB/s（μ-law 8 bit @5801 Hz）</w:t>
+              <w:t>5.8 KB/s（μ-law 单字节/样本 @5801 Hz）</w:t>
             </w:r>
           </w:p>
         </w:tc>
@@ -2567,16 +2546,12 @@
             <w:tcW w:type="dxa" w:w="4320"/>
           </w:tcPr>
           <w:p>
-            <w:r>
-              <w:rPr>
-                <w:sz w:val="18"/>
-              </w:rPr>
-            </w:r>
+            <w:r/>
             <w:r>
               <w:rPr>
                 <w:rFonts w:ascii="微软雅黑" w:hAnsi="微软雅黑" w:eastAsia="微软雅黑"/>
                 <w:b w:val="0"/>
-                <w:sz w:val="18"/>
+                <w:sz w:val="19"/>
               </w:rPr>
               <w:t>串口链路有效带宽</w:t>
             </w:r>
@@ -2587,16 +2562,12 @@
             <w:tcW w:type="dxa" w:w="4320"/>
           </w:tcPr>
           <w:p>
-            <w:r>
-              <w:rPr>
-                <w:sz w:val="18"/>
-              </w:rPr>
-            </w:r>
+            <w:r/>
             <w:r>
               <w:rPr>
                 <w:rFonts w:ascii="微软雅黑" w:hAnsi="微软雅黑" w:eastAsia="微软雅黑"/>
                 <w:b w:val="0"/>
-                <w:sz w:val="18"/>
+                <w:sz w:val="19"/>
               </w:rPr>
               <w:t>~12.7 KB/s（PPP 开销 17%，正常）</w:t>
             </w:r>
@@ -2609,16 +2580,12 @@
             <w:tcW w:type="dxa" w:w="4320"/>
           </w:tcPr>
           <w:p>
-            <w:r>
-              <w:rPr>
-                <w:sz w:val="18"/>
-              </w:rPr>
-            </w:r>
+            <w:r/>
             <w:r>
               <w:rPr>
                 <w:rFonts w:ascii="微软雅黑" w:hAnsi="微软雅黑" w:eastAsia="微软雅黑"/>
                 <w:b w:val="0"/>
-                <w:sz w:val="18"/>
+                <w:sz w:val="19"/>
               </w:rPr>
               <w:t>链路稳定性</w:t>
             </w:r>
@@ -2629,16 +2596,12 @@
             <w:tcW w:type="dxa" w:w="4320"/>
           </w:tcPr>
           <w:p>
-            <w:r>
-              <w:rPr>
-                <w:sz w:val="18"/>
-              </w:rPr>
-            </w:r>
+            <w:r/>
             <w:r>
               <w:rPr>
                 <w:rFonts w:ascii="微软雅黑" w:hAnsi="微软雅黑" w:eastAsia="微软雅黑"/>
                 <w:b w:val="0"/>
-                <w:sz w:val="18"/>
+                <w:sz w:val="19"/>
               </w:rPr>
               <w:t>连续 6 分钟 0 掉线（修复前 30–60 秒必死）</w:t>
             </w:r>
@@ -2651,16 +2614,12 @@
             <w:tcW w:type="dxa" w:w="4320"/>
           </w:tcPr>
           <w:p>
-            <w:r>
-              <w:rPr>
-                <w:sz w:val="18"/>
-              </w:rPr>
-            </w:r>
+            <w:r/>
             <w:r>
               <w:rPr>
                 <w:rFonts w:ascii="微软雅黑" w:hAnsi="微软雅黑" w:eastAsia="微软雅黑"/>
                 <w:b w:val="0"/>
-                <w:sz w:val="18"/>
+                <w:sz w:val="19"/>
               </w:rPr>
               <w:t>语音识别</w:t>
             </w:r>
@@ -2671,16 +2630,12 @@
             <w:tcW w:type="dxa" w:w="4320"/>
           </w:tcPr>
           <w:p>
-            <w:r>
-              <w:rPr>
-                <w:sz w:val="18"/>
-              </w:rPr>
-            </w:r>
+            <w:r/>
             <w:r>
               <w:rPr>
                 <w:rFonts w:ascii="微软雅黑" w:hAnsi="微软雅黑" w:eastAsia="微软雅黑"/>
                 <w:b w:val="0"/>
-                <w:sz w:val="18"/>
+                <w:sz w:val="19"/>
               </w:rPr>
               <w:t>设备侧 5801 Hz 采集 → PC 重采样 16 kHz → 离线 Paraformer</w:t>
             </w:r>
@@ -2693,16 +2648,12 @@
             <w:tcW w:type="dxa" w:w="4320"/>
           </w:tcPr>
           <w:p>
-            <w:r>
-              <w:rPr>
-                <w:sz w:val="18"/>
-              </w:rPr>
-            </w:r>
+            <w:r/>
             <w:r>
               <w:rPr>
                 <w:rFonts w:ascii="微软雅黑" w:hAnsi="微软雅黑" w:eastAsia="微软雅黑"/>
                 <w:b w:val="0"/>
-                <w:sz w:val="18"/>
+                <w:sz w:val="19"/>
               </w:rPr>
               <w:t>中文显示</w:t>
             </w:r>
@@ -2713,16 +2664,12 @@
             <w:tcW w:type="dxa" w:w="4320"/>
           </w:tcPr>
           <w:p>
-            <w:r>
-              <w:rPr>
-                <w:sz w:val="18"/>
-              </w:rPr>
-            </w:r>
+            <w:r/>
             <w:r>
               <w:rPr>
                 <w:rFonts w:ascii="微软雅黑" w:hAnsi="微软雅黑" w:eastAsia="微软雅黑"/>
                 <w:b w:val="0"/>
-                <w:sz w:val="18"/>
+                <w:sz w:val="19"/>
               </w:rPr>
               <w:t>GB2312 全覆盖，固件增量约 +535 KB</w:t>
             </w:r>
@@ -2735,16 +2682,12 @@
             <w:tcW w:type="dxa" w:w="4320"/>
           </w:tcPr>
           <w:p>
-            <w:r>
-              <w:rPr>
-                <w:sz w:val="18"/>
-              </w:rPr>
-            </w:r>
+            <w:r/>
             <w:r>
               <w:rPr>
                 <w:rFonts w:ascii="微软雅黑" w:hAnsi="微软雅黑" w:eastAsia="微软雅黑"/>
                 <w:b w:val="0"/>
-                <w:sz w:val="18"/>
+                <w:sz w:val="19"/>
               </w:rPr>
               <w:t>端到端时延</w:t>
             </w:r>
@@ -2755,33 +2698,29 @@
             <w:tcW w:type="dxa" w:w="4320"/>
           </w:tcPr>
           <w:p>
-            <w:r>
-              <w:rPr>
-                <w:sz w:val="18"/>
-              </w:rPr>
-            </w:r>
+            <w:r/>
             <w:r>
               <w:rPr>
                 <w:rFonts w:ascii="微软雅黑" w:hAnsi="微软雅黑" w:eastAsia="微软雅黑"/>
                 <w:b w:val="0"/>
-                <w:sz w:val="18"/>
+                <w:sz w:val="19"/>
               </w:rPr>
-              <w:t>按下说话 → 松手 → 屏幕出结果：秒级</w:t>
+              <w:t>离线识别 &lt;1 秒；接真实 LLM 时整轮 10~30 秒（含多轮工具调用与等待）</w:t>
             </w:r>
           </w:p>
         </w:tc>
       </w:tr>
     </w:tbl>
+    <w:p/>
     <w:p>
       <w:pPr>
-        <w:spacing w:before="280"/>
+        <w:spacing w:before="280" w:after="80"/>
       </w:pPr>
       <w:r>
         <w:rPr>
           <w:rFonts w:ascii="微软雅黑" w:hAnsi="微软雅黑" w:eastAsia="微软雅黑"/>
           <w:b/>
-          <w:color w:val="1F3B63"/>
-          <w:sz w:val="28"/>
+          <w:sz w:val="30"/>
         </w:rPr>
         <w:t>七、演示与复现</w:t>
       </w:r>
@@ -2794,8 +2733,17 @@
         <w:rPr>
           <w:rFonts w:ascii="微软雅黑" w:hAnsi="微软雅黑" w:eastAsia="微软雅黑"/>
           <w:b w:val="0"/>
+          <w:sz w:val="22"/>
         </w:rPr>
-        <w:t>演示视频：见提交视频（约 4 分钟）</w:t>
+        <w:t xml:space="preserve">演示视频：见提交视频（约 4 分钟），分镜与解说词见 </w:t>
+      </w:r>
+      <w:r>
+        <w:rPr>
+          <w:rFonts w:ascii="Consolas" w:hAnsi="Consolas" w:eastAsia="Consolas"/>
+          <w:b w:val="0"/>
+          <w:sz w:val="21"/>
+        </w:rPr>
+        <w:t>deliverable/演示视频脚本.md</w:t>
       </w:r>
     </w:p>
     <w:p>
@@ -2806,20 +2754,43 @@
         <w:rPr>
           <w:rFonts w:ascii="微软雅黑" w:hAnsi="微软雅黑" w:eastAsia="微软雅黑"/>
           <w:b w:val="0"/>
+          <w:sz w:val="22"/>
         </w:rPr>
-        <w:t>代码与完整部署步骤：见专属仓 contest2026_286_hajiminanbeilvdou</w:t>
+        <w:t xml:space="preserve">代码与完整部署步骤：见专属仓 </w:t>
+      </w:r>
+      <w:r>
+        <w:rPr>
+          <w:rFonts w:ascii="Consolas" w:hAnsi="Consolas" w:eastAsia="Consolas"/>
+          <w:b w:val="0"/>
+          <w:sz w:val="21"/>
+        </w:rPr>
+        <w:t>contest2026_286_hajiminanbeilvdou</w:t>
       </w:r>
     </w:p>
     <w:p>
-      <w:pPr>
-        <w:spacing w:after="120"/>
-      </w:pPr>
       <w:r>
         <w:rPr>
           <w:rFonts w:ascii="微软雅黑" w:hAnsi="微软雅黑" w:eastAsia="微软雅黑"/>
           <w:b w:val="0"/>
+          <w:sz w:val="22"/>
         </w:rPr>
-        <w:t xml:space="preserve">  （README 第四节 + docs/upstream/README.md）</w:t>
+        <w:t xml:space="preserve">（README 第四节 + </w:t>
+      </w:r>
+      <w:r>
+        <w:rPr>
+          <w:rFonts w:ascii="Consolas" w:hAnsi="Consolas" w:eastAsia="Consolas"/>
+          <w:b w:val="0"/>
+          <w:sz w:val="21"/>
+        </w:rPr>
+        <w:t>docs/upstream/README.md</w:t>
+      </w:r>
+      <w:r>
+        <w:rPr>
+          <w:rFonts w:ascii="微软雅黑" w:hAnsi="微软雅黑" w:eastAsia="微软雅黑"/>
+          <w:b w:val="0"/>
+          <w:sz w:val="22"/>
+        </w:rPr>
+        <w:t>）</w:t>
       </w:r>
     </w:p>
     <w:p>
@@ -2830,22 +2801,584 @@
         <w:rPr>
           <w:rFonts w:ascii="微软雅黑" w:hAnsi="微软雅黑" w:eastAsia="微软雅黑"/>
           <w:b w:val="0"/>
+          <w:sz w:val="22"/>
         </w:rPr>
-        <w:t>AI 开发日志：见仓内 logs/Oliweitz/（6 个会话，7550 事件）</w:t>
+        <w:t>文本通道联调：</w:t>
+      </w:r>
+      <w:r>
+        <w:rPr>
+          <w:rFonts w:ascii="Consolas" w:hAnsi="Consolas" w:eastAsia="Consolas"/>
+          <w:b w:val="0"/>
+          <w:sz w:val="21"/>
+        </w:rPr>
+        <w:t>python3 tools/host/ws_chat.py "请巡检设备"</w:t>
       </w:r>
     </w:p>
     <w:p>
       <w:pPr>
-        <w:spacing w:before="280"/>
+        <w:spacing w:before="280" w:after="80"/>
       </w:pPr>
       <w:r>
         <w:rPr>
           <w:rFonts w:ascii="微软雅黑" w:hAnsi="微软雅黑" w:eastAsia="微软雅黑"/>
           <w:b/>
-          <w:color w:val="1F3B63"/>
-          <w:sz w:val="28"/>
+          <w:sz w:val="30"/>
         </w:rPr>
-        <w:t>八、局限与下一步</w:t>
+        <w:t>八、目录结构</w:t>
+      </w:r>
+    </w:p>
+    <w:p>
+      <w:pPr>
+        <w:spacing w:after="0"/>
+        <w:ind w:left="280"/>
+      </w:pPr>
+      <w:r>
+        <w:rPr>
+          <w:rFonts w:ascii="Consolas" w:hAnsi="Consolas" w:eastAsia="Consolas"/>
+          <w:sz w:val="19"/>
+        </w:rPr>
+        <w:t>app/agent_voice/        应用层入口（manifest 映射到 packages/demos/）</w:t>
+      </w:r>
+    </w:p>
+    <w:p>
+      <w:pPr>
+        <w:spacing w:after="0"/>
+        <w:ind w:left="280"/>
+      </w:pPr>
+      <w:r>
+        <w:rPr>
+          <w:rFonts w:ascii="Consolas" w:hAnsi="Consolas" w:eastAsia="Consolas"/>
+          <w:sz w:val="19"/>
+        </w:rPr>
+        <w:t>board/sf32lb52_agent/   板级 defconfig（录音 / LVGL UI / 工具集 / 网络 全部开关）</w:t>
+      </w:r>
+    </w:p>
+    <w:p>
+      <w:pPr>
+        <w:spacing w:after="0"/>
+        <w:ind w:left="280"/>
+      </w:pPr>
+      <w:r>
+        <w:rPr>
+          <w:rFonts w:ascii="Consolas" w:hAnsi="Consolas" w:eastAsia="Consolas"/>
+          <w:sz w:val="19"/>
+        </w:rPr>
+        <w:t>src/ai_agent/           自研源文件：LVGL 聊天 UI、麦克风上行 mic_stream、</w:t>
+      </w:r>
+    </w:p>
+    <w:p>
+      <w:pPr>
+        <w:spacing w:after="0"/>
+        <w:ind w:left="280"/>
+      </w:pPr>
+      <w:r>
+        <w:rPr>
+          <w:rFonts w:ascii="Consolas" w:hAnsi="Consolas" w:eastAsia="Consolas"/>
+          <w:sz w:val="19"/>
+        </w:rPr>
+        <w:t xml:space="preserve">                        cmd_mic 调试命令、GB2312 中文字体</w:t>
+      </w:r>
+    </w:p>
+    <w:p>
+      <w:pPr>
+        <w:spacing w:after="0"/>
+        <w:ind w:left="280"/>
+      </w:pPr>
+      <w:r>
+        <w:rPr>
+          <w:rFonts w:ascii="Consolas" w:hAnsi="Consolas" w:eastAsia="Consolas"/>
+          <w:sz w:val="19"/>
+        </w:rPr>
+        <w:t>src/ai_agent/docs/sidecar/   既有文件的"改动后"版本（免打补丁即可阅读）</w:t>
+      </w:r>
+    </w:p>
+    <w:p>
+      <w:pPr>
+        <w:spacing w:after="0"/>
+        <w:ind w:left="280"/>
+      </w:pPr>
+      <w:r>
+        <w:rPr>
+          <w:rFonts w:ascii="Consolas" w:hAnsi="Consolas" w:eastAsia="Consolas"/>
+          <w:sz w:val="19"/>
+        </w:rPr>
+        <w:t>src/vendor_sifli/       AUDCODEC ADC 录音驱动（openvela 全树首个可用录音实现）</w:t>
+      </w:r>
+    </w:p>
+    <w:p>
+      <w:pPr>
+        <w:spacing w:after="0"/>
+        <w:ind w:left="280"/>
+      </w:pPr>
+      <w:r>
+        <w:rPr>
+          <w:rFonts w:ascii="Consolas" w:hAnsi="Consolas" w:eastAsia="Consolas"/>
+          <w:sz w:val="19"/>
+        </w:rPr>
+        <w:t>src/apps_pppd/          pppd 直连（空 modem）改动后的源文件</w:t>
+      </w:r>
+    </w:p>
+    <w:p>
+      <w:pPr>
+        <w:spacing w:after="0"/>
+        <w:ind w:left="280"/>
+      </w:pPr>
+      <w:r>
+        <w:rPr>
+          <w:rFonts w:ascii="Consolas" w:hAnsi="Consolas" w:eastAsia="Consolas"/>
+          <w:sz w:val="19"/>
+        </w:rPr>
+        <w:t>docs/upstream/          ★ 部署说明 + 三个补丁（复现本作品从这里开始）</w:t>
+      </w:r>
+    </w:p>
+    <w:p>
+      <w:pPr>
+        <w:spacing w:after="0"/>
+        <w:ind w:left="280"/>
+      </w:pPr>
+      <w:r>
+        <w:rPr>
+          <w:rFonts w:ascii="Consolas" w:hAnsi="Consolas" w:eastAsia="Consolas"/>
+          <w:sz w:val="19"/>
+        </w:rPr>
+        <w:t>deliverable/            本文件与《演示视频脚本》</w:t>
+      </w:r>
+    </w:p>
+    <w:p>
+      <w:pPr>
+        <w:spacing w:after="0"/>
+        <w:ind w:left="280"/>
+      </w:pPr>
+      <w:r>
+        <w:rPr>
+          <w:rFonts w:ascii="Consolas" w:hAnsi="Consolas" w:eastAsia="Consolas"/>
+          <w:sz w:val="19"/>
+        </w:rPr>
+        <w:t>tools/host/             PC 端完整工具链（36 个脚本）：串口桥、PPP 服务端、</w:t>
+      </w:r>
+    </w:p>
+    <w:p>
+      <w:pPr>
+        <w:spacing w:after="0"/>
+        <w:ind w:left="280"/>
+      </w:pPr>
+      <w:r>
+        <w:rPr>
+          <w:rFonts w:ascii="Consolas" w:hAnsi="Consolas" w:eastAsia="Consolas"/>
+          <w:sz w:val="19"/>
+        </w:rPr>
+        <w:t xml:space="preserve">                        LLM 代理、语音桥、看门狗、诊断脚本</w:t>
+      </w:r>
+    </w:p>
+    <w:p>
+      <w:pPr>
+        <w:spacing w:after="0"/>
+        <w:ind w:left="280"/>
+      </w:pPr>
+      <w:r>
+        <w:rPr>
+          <w:rFonts w:ascii="Consolas" w:hAnsi="Consolas" w:eastAsia="Consolas"/>
+          <w:sz w:val="19"/>
+        </w:rPr>
+        <w:t>logs/Oliweitz/          AI Coding 全量对话日志</w:t>
+      </w:r>
+    </w:p>
+    <w:p/>
+    <w:p>
+      <w:r>
+        <w:rPr>
+          <w:rFonts w:ascii="微软雅黑" w:hAnsi="微软雅黑" w:eastAsia="微软雅黑"/>
+          <w:b w:val="0"/>
+          <w:sz w:val="22"/>
+        </w:rPr>
+        <w:t>上游公共仓（packages/ai_agent、vendor/sifli、apps）的改动</w:t>
+      </w:r>
+      <w:r>
+        <w:rPr>
+          <w:rFonts w:ascii="微软雅黑" w:hAnsi="微软雅黑" w:eastAsia="微软雅黑"/>
+          <w:b/>
+          <w:sz w:val="22"/>
+        </w:rPr>
+        <w:t>不在本仓直接修改</w:t>
+      </w:r>
+      <w:r>
+        <w:rPr>
+          <w:rFonts w:ascii="微软雅黑" w:hAnsi="微软雅黑" w:eastAsia="微软雅黑"/>
+          <w:b w:val="0"/>
+          <w:sz w:val="22"/>
+        </w:rPr>
+        <w:t xml:space="preserve">，以 </w:t>
+      </w:r>
+      <w:r>
+        <w:rPr>
+          <w:rFonts w:ascii="Consolas" w:hAnsi="Consolas" w:eastAsia="Consolas"/>
+          <w:b w:val="0"/>
+          <w:sz w:val="21"/>
+        </w:rPr>
+        <w:t>docs/upstream/patches/</w:t>
+      </w:r>
+      <w:r>
+        <w:rPr>
+          <w:rFonts w:ascii="微软雅黑" w:hAnsi="微软雅黑" w:eastAsia="微软雅黑"/>
+          <w:b w:val="0"/>
+          <w:sz w:val="22"/>
+        </w:rPr>
+        <w:t xml:space="preserve"> 下的三个补丁提交，并已按赛事要求向各公共仓提 PR（见 5.4）。</w:t>
+      </w:r>
+    </w:p>
+    <w:p>
+      <w:pPr>
+        <w:spacing w:before="280" w:after="80"/>
+      </w:pPr>
+      <w:r>
+        <w:rPr>
+          <w:rFonts w:ascii="微软雅黑" w:hAnsi="微软雅黑" w:eastAsia="微软雅黑"/>
+          <w:b/>
+          <w:sz w:val="30"/>
+        </w:rPr>
+        <w:t>九、AI Coding 使用说明</w:t>
+      </w:r>
+    </w:p>
+    <w:p>
+      <w:r>
+        <w:rPr>
+          <w:rFonts w:ascii="微软雅黑" w:hAnsi="微软雅黑" w:eastAsia="微软雅黑"/>
+          <w:b w:val="0"/>
+          <w:sz w:val="22"/>
+        </w:rPr>
+        <w:t xml:space="preserve">本作品全程使用 </w:t>
+      </w:r>
+      <w:r>
+        <w:rPr>
+          <w:rFonts w:ascii="微软雅黑" w:hAnsi="微软雅黑" w:eastAsia="微软雅黑"/>
+          <w:b/>
+          <w:sz w:val="22"/>
+        </w:rPr>
+        <w:t>Claude Code</w:t>
+      </w:r>
+      <w:r>
+        <w:rPr>
+          <w:rFonts w:ascii="微软雅黑" w:hAnsi="微软雅黑" w:eastAsia="微软雅黑"/>
+          <w:b w:val="0"/>
+          <w:sz w:val="22"/>
+        </w:rPr>
+        <w:t xml:space="preserve"> 开发，在赛事规定的 5 天（2026-09-12 ~ 09-17）内完成：</w:t>
+      </w:r>
+    </w:p>
+    <w:tbl>
+      <w:tblPr>
+        <w:tblStyle w:val="TableGrid"/>
+        <w:tblW w:type="auto" w:w="0"/>
+        <w:tblLook w:firstColumn="1" w:firstRow="1" w:lastColumn="0" w:lastRow="0" w:noHBand="0" w:noVBand="1" w:val="04A0"/>
+      </w:tblPr>
+      <w:tblGrid>
+        <w:gridCol w:w="4320"/>
+        <w:gridCol w:w="4320"/>
+      </w:tblGrid>
+      <w:tr>
+        <w:tc>
+          <w:tcPr>
+            <w:tcW w:type="dxa" w:w="4320"/>
+          </w:tcPr>
+          <w:p>
+            <w:r/>
+            <w:r>
+              <w:rPr>
+                <w:rFonts w:ascii="微软雅黑" w:hAnsi="微软雅黑" w:eastAsia="微软雅黑"/>
+                <w:b/>
+                <w:sz w:val="19"/>
+              </w:rPr>
+              <w:t>环节</w:t>
+            </w:r>
+          </w:p>
+        </w:tc>
+        <w:tc>
+          <w:tcPr>
+            <w:tcW w:type="dxa" w:w="4320"/>
+          </w:tcPr>
+          <w:p>
+            <w:r/>
+            <w:r>
+              <w:rPr>
+                <w:rFonts w:ascii="微软雅黑" w:hAnsi="微软雅黑" w:eastAsia="微软雅黑"/>
+                <w:b/>
+                <w:sz w:val="19"/>
+              </w:rPr>
+              <w:t>AI 的作用</w:t>
+            </w:r>
+          </w:p>
+        </w:tc>
+      </w:tr>
+      <w:tr>
+        <w:tc>
+          <w:tcPr>
+            <w:tcW w:type="dxa" w:w="4320"/>
+          </w:tcPr>
+          <w:p>
+            <w:r/>
+            <w:r>
+              <w:rPr>
+                <w:rFonts w:ascii="微软雅黑" w:hAnsi="微软雅黑" w:eastAsia="微软雅黑"/>
+                <w:b w:val="0"/>
+                <w:sz w:val="19"/>
+              </w:rPr>
+              <w:t>需求拆解 / 方案设计</w:t>
+            </w:r>
+          </w:p>
+        </w:tc>
+        <w:tc>
+          <w:tcPr>
+            <w:tcW w:type="dxa" w:w="4320"/>
+          </w:tcPr>
+          <w:p>
+            <w:r/>
+            <w:r>
+              <w:rPr>
+                <w:rFonts w:ascii="微软雅黑" w:hAnsi="微软雅黑" w:eastAsia="微软雅黑"/>
+                <w:b w:val="0"/>
+                <w:sz w:val="19"/>
+              </w:rPr>
+              <w:t>对比「设备直连 LLM vs PC 代理」「无网卡下的可行联网路径」，定下 PPP-over-串口 + PC 代理架构</w:t>
+            </w:r>
+          </w:p>
+        </w:tc>
+      </w:tr>
+      <w:tr>
+        <w:tc>
+          <w:tcPr>
+            <w:tcW w:type="dxa" w:w="4320"/>
+          </w:tcPr>
+          <w:p>
+            <w:r/>
+            <w:r>
+              <w:rPr>
+                <w:rFonts w:ascii="微软雅黑" w:hAnsi="微软雅黑" w:eastAsia="微软雅黑"/>
+                <w:b w:val="0"/>
+                <w:sz w:val="19"/>
+              </w:rPr>
+              <w:t>编码</w:t>
+            </w:r>
+          </w:p>
+        </w:tc>
+        <w:tc>
+          <w:tcPr>
+            <w:tcW w:type="dxa" w:w="4320"/>
+          </w:tcPr>
+          <w:p>
+            <w:r/>
+            <w:r>
+              <w:rPr>
+                <w:rFonts w:ascii="微软雅黑" w:hAnsi="微软雅黑" w:eastAsia="微软雅黑"/>
+                <w:b w:val="0"/>
+                <w:sz w:val="19"/>
+              </w:rPr>
+              <w:t>AUDCODEC 录音驱动、LVGL 中文字体与聊天 UI、PPP/WS 网络层，几乎全部由 AI 生成初稿后人工验证修改</w:t>
+            </w:r>
+          </w:p>
+        </w:tc>
+      </w:tr>
+      <w:tr>
+        <w:tc>
+          <w:tcPr>
+            <w:tcW w:type="dxa" w:w="4320"/>
+          </w:tcPr>
+          <w:p>
+            <w:r/>
+            <w:r>
+              <w:rPr>
+                <w:rFonts w:ascii="微软雅黑" w:hAnsi="微软雅黑" w:eastAsia="微软雅黑"/>
+                <w:b w:val="0"/>
+                <w:sz w:val="19"/>
+              </w:rPr>
+              <w:t>调试</w:t>
+            </w:r>
+          </w:p>
+        </w:tc>
+        <w:tc>
+          <w:tcPr>
+            <w:tcW w:type="dxa" w:w="4320"/>
+          </w:tcPr>
+          <w:p>
+            <w:r/>
+            <w:r>
+              <w:rPr>
+                <w:rFonts w:ascii="微软雅黑" w:hAnsi="微软雅黑" w:eastAsia="微软雅黑"/>
+                <w:b w:val="0"/>
+                <w:sz w:val="19"/>
+              </w:rPr>
+              <w:t>最有价值的部分——用 AI 做根因定位，把「看起来是死机」的现象逐层缩小到 HAL 里一个被注释掉的调用点</w:t>
+            </w:r>
+          </w:p>
+        </w:tc>
+      </w:tr>
+      <w:tr>
+        <w:tc>
+          <w:tcPr>
+            <w:tcW w:type="dxa" w:w="4320"/>
+          </w:tcPr>
+          <w:p>
+            <w:r/>
+            <w:r>
+              <w:rPr>
+                <w:rFonts w:ascii="微软雅黑" w:hAnsi="微软雅黑" w:eastAsia="微软雅黑"/>
+                <w:b w:val="0"/>
+                <w:sz w:val="19"/>
+              </w:rPr>
+              <w:t>文档</w:t>
+            </w:r>
+          </w:p>
+        </w:tc>
+        <w:tc>
+          <w:tcPr>
+            <w:tcW w:type="dxa" w:w="4320"/>
+          </w:tcPr>
+          <w:p>
+            <w:r/>
+            <w:r>
+              <w:rPr>
+                <w:rFonts w:ascii="微软雅黑" w:hAnsi="微软雅黑" w:eastAsia="微软雅黑"/>
+                <w:b w:val="0"/>
+                <w:sz w:val="19"/>
+              </w:rPr>
+              <w:t>本文件、README、部署说明、PR 描述均由 AI 起草后人工定稿</w:t>
+            </w:r>
+          </w:p>
+        </w:tc>
+      </w:tr>
+    </w:tbl>
+    <w:p/>
+    <w:p>
+      <w:r>
+        <w:rPr>
+          <w:rFonts w:ascii="微软雅黑" w:hAnsi="微软雅黑" w:eastAsia="微软雅黑"/>
+          <w:b w:val="0"/>
+          <w:sz w:val="22"/>
+        </w:rPr>
+        <w:t xml:space="preserve">完整对话日志（含全部思考过程与工具调用）见仓内 </w:t>
+      </w:r>
+      <w:r>
+        <w:rPr>
+          <w:rFonts w:ascii="Consolas" w:hAnsi="Consolas" w:eastAsia="Consolas"/>
+          <w:b w:val="0"/>
+          <w:sz w:val="21"/>
+        </w:rPr>
+        <w:t>logs/Oliweitz/</w:t>
+      </w:r>
+      <w:r>
+        <w:rPr>
+          <w:rFonts w:ascii="微软雅黑" w:hAnsi="微软雅黑" w:eastAsia="微软雅黑"/>
+          <w:b w:val="0"/>
+          <w:sz w:val="22"/>
+        </w:rPr>
+        <w:t>，由组委会采集器自动落盘、手工提交，</w:t>
+      </w:r>
+      <w:r>
+        <w:rPr>
+          <w:rFonts w:ascii="微软雅黑" w:hAnsi="微软雅黑" w:eastAsia="微软雅黑"/>
+          <w:b/>
+          <w:sz w:val="22"/>
+        </w:rPr>
+        <w:t>未做任何修改</w:t>
+      </w:r>
+      <w:r>
+        <w:rPr>
+          <w:rFonts w:ascii="微软雅黑" w:hAnsi="微软雅黑" w:eastAsia="微软雅黑"/>
+          <w:b w:val="0"/>
+          <w:sz w:val="22"/>
+        </w:rPr>
+        <w:t>。</w:t>
+      </w:r>
+    </w:p>
+    <w:p>
+      <w:pPr>
+        <w:spacing w:before="280" w:after="80"/>
+      </w:pPr>
+      <w:r>
+        <w:rPr>
+          <w:rFonts w:ascii="微软雅黑" w:hAnsi="微软雅黑" w:eastAsia="微软雅黑"/>
+          <w:b/>
+          <w:sz w:val="30"/>
+        </w:rPr>
+        <w:t>十、局限与下一步</w:t>
+      </w:r>
+    </w:p>
+    <w:p>
+      <w:pPr>
+        <w:pStyle w:val="ListBullet"/>
+      </w:pPr>
+      <w:r>
+        <w:rPr>
+          <w:rFonts w:ascii="微软雅黑" w:hAnsi="微软雅黑" w:eastAsia="微软雅黑"/>
+          <w:b/>
+          <w:sz w:val="22"/>
+        </w:rPr>
+        <w:t>平台已知缺陷：设备会间歇性挂死</w:t>
+      </w:r>
+      <w:r>
+        <w:rPr>
+          <w:rFonts w:ascii="微软雅黑" w:hAnsi="微软雅黑" w:eastAsia="微软雅黑"/>
+          <w:b w:val="0"/>
+          <w:sz w:val="22"/>
+        </w:rPr>
+        <w:t>（属 openvela/NuttX 内核问题，非本作品代码）。</w:t>
+      </w:r>
+    </w:p>
+    <w:p>
+      <w:r>
+        <w:rPr>
+          <w:rFonts w:ascii="微软雅黑" w:hAnsi="微软雅黑" w:eastAsia="微软雅黑"/>
+          <w:b w:val="0"/>
+          <w:sz w:val="22"/>
+        </w:rPr>
+        <w:t xml:space="preserve">定位到 </w:t>
+      </w:r>
+      <w:r>
+        <w:rPr>
+          <w:rFonts w:ascii="Consolas" w:hAnsi="Consolas" w:eastAsia="Consolas"/>
+          <w:b w:val="0"/>
+          <w:sz w:val="21"/>
+        </w:rPr>
+        <w:t>nuttx/sched/semaphore/sem_waitirq.c:137</w:t>
+      </w:r>
+      <w:r>
+        <w:rPr>
+          <w:rFonts w:ascii="微软雅黑" w:hAnsi="微软雅黑" w:eastAsia="微软雅黑"/>
+          <w:b w:val="0"/>
+          <w:sz w:val="22"/>
+        </w:rPr>
+        <w:t xml:space="preserve"> 的断言——信号量「超时 vs post」竞态，触发点在 TCP 接收路径（每次 LLM HTTP 请求都会经过）。</w:t>
+      </w:r>
+      <w:r>
+        <w:rPr>
+          <w:rFonts w:ascii="微软雅黑" w:hAnsi="微软雅黑" w:eastAsia="微软雅黑"/>
+          <w:b/>
+          <w:sz w:val="22"/>
+        </w:rPr>
+        <w:t>已排除栈溢出</w:t>
+      </w:r>
+      <w:r>
+        <w:rPr>
+          <w:rFonts w:ascii="微软雅黑" w:hAnsi="微软雅黑" w:eastAsia="微软雅黑"/>
+          <w:b w:val="0"/>
+          <w:sz w:val="22"/>
+        </w:rPr>
+        <w:t xml:space="preserve">（开了 </w:t>
+      </w:r>
+      <w:r>
+        <w:rPr>
+          <w:rFonts w:ascii="Consolas" w:hAnsi="Consolas" w:eastAsia="Consolas"/>
+          <w:b w:val="0"/>
+          <w:sz w:val="21"/>
+        </w:rPr>
+        <w:t>CONFIG_STACK_CANARIES</w:t>
+      </w:r>
+      <w:r>
+        <w:rPr>
+          <w:rFonts w:ascii="微软雅黑" w:hAnsi="微软雅黑" w:eastAsia="微软雅黑"/>
+          <w:b w:val="0"/>
+          <w:sz w:val="22"/>
+        </w:rPr>
+        <w:t xml:space="preserve"> 未触发，加大各线程栈也无改善）。挂死表现为屏幕冻结 + ping 不通，复位即可恢复，不影响作品功能本身。已作为平台缺陷单独记录，建议上游修复。</w:t>
       </w:r>
     </w:p>
     <w:p>
@@ -2856,6 +3389,46 @@
         <w:rPr>
           <w:rFonts w:ascii="微软雅黑" w:hAnsi="微软雅黑" w:eastAsia="微软雅黑"/>
           <w:b w:val="0"/>
+          <w:sz w:val="22"/>
+        </w:rPr>
+        <w:t>唤醒词受限于 5801 Hz 采样带宽（奈奎斯特上限约 2.9 kHz）：</w:t>
+      </w:r>
+      <w:r>
+        <w:rPr>
+          <w:rFonts w:ascii="Consolas" w:hAnsi="Consolas" w:eastAsia="Consolas"/>
+          <w:b w:val="0"/>
+          <w:sz w:val="21"/>
+        </w:rPr>
+        <w:t>openvela</w:t>
+      </w:r>
+      <w:r>
+        <w:rPr>
+          <w:rFonts w:ascii="微软雅黑" w:hAnsi="微软雅黑" w:eastAsia="微软雅黑"/>
+          <w:b w:val="0"/>
+          <w:sz w:val="22"/>
+        </w:rPr>
+        <w:t xml:space="preserve"> 中的 /v/、/l/</w:t>
+      </w:r>
+    </w:p>
+    <w:p>
+      <w:r>
+        <w:rPr>
+          <w:rFonts w:ascii="微软雅黑" w:hAnsi="微软雅黑" w:eastAsia="微软雅黑"/>
+          <w:b w:val="0"/>
+          <w:sz w:val="22"/>
+        </w:rPr>
+        <w:t>特征频率已在采样时丢失，识别器对它的转写不稳定，故匹配规则采用「你好 + 拉丁字母」而非整串匹配。</w:t>
+      </w:r>
+    </w:p>
+    <w:p>
+      <w:pPr>
+        <w:pStyle w:val="ListBullet"/>
+      </w:pPr>
+      <w:r>
+        <w:rPr>
+          <w:rFonts w:ascii="微软雅黑" w:hAnsi="微软雅黑" w:eastAsia="微软雅黑"/>
+          <w:b w:val="0"/>
+          <w:sz w:val="22"/>
         </w:rPr>
         <w:t>LLM 通道依赖 PC 代理（属演示架构；产品化应内置 TLS 修复或走端侧小模型）</w:t>
       </w:r>
@@ -2868,6 +3441,7 @@
         <w:rPr>
           <w:rFonts w:ascii="微软雅黑" w:hAnsi="微软雅黑" w:eastAsia="微软雅黑"/>
           <w:b w:val="0"/>
+          <w:sz w:val="22"/>
         </w:rPr>
         <w:t>主动任务目前是定时型；阈值型/事件型（如电压异常告警）已在工具层预留</w:t>
       </w:r>
@@ -2880,6 +3454,7 @@
         <w:rPr>
           <w:rFonts w:ascii="微软雅黑" w:hAnsi="微软雅黑" w:eastAsia="微软雅黑"/>
           <w:b w:val="0"/>
+          <w:sz w:val="22"/>
         </w:rPr>
         <w:t>快应用/手表生态对接（在本板无 BT 语音通路的约束下暂缓）</w:t>
       </w:r>
@@ -3259,7 +3834,7 @@
     <w:rsid w:val="00FC693F"/>
     <w:rPr>
       <w:rFonts w:ascii="微软雅黑" w:hAnsi="微软雅黑" w:eastAsia="微软雅黑"/>
-      <w:sz w:val="21"/>
+      <w:sz w:val="22"/>
     </w:rPr>
   </w:style>
   <w:style w:type="paragraph" w:styleId="Header">
